--- a/output/DigComp3_table2_nl.docx
+++ b/output/DigComp3_table2_nl.docx
@@ -7,6 +7,7 @@
         <w:tblW w:type="auto" w:w="0"/>
         <w:tblLayout w:type="fixed"/>
         <w:tblLook w:firstColumn="1" w:firstRow="1" w:lastColumn="0" w:lastRow="0" w:noHBand="0" w:noVBand="1" w:val="04A0"/>
+        <w:tblW w:w="5000" w:type="pct"/>
         <w:tblBorders>
           <w:left w:val="nil"/>
           <w:right w:val="nil"/>
@@ -17,9 +18,9 @@
         </w:tblBorders>
       </w:tblPr>
       <w:tblGrid>
-        <w:gridCol w:w="2835"/>
-        <w:gridCol w:w="2268"/>
-        <w:gridCol w:w="5386"/>
+        <w:gridCol w:w="3627"/>
+        <w:gridCol w:w="3627"/>
+        <w:gridCol w:w="3627"/>
       </w:tblGrid>
       <w:tr>
         <w:tc>
@@ -35,7 +36,7 @@
                 <w:color w:val="2F5597"/>
                 <w:sz w:val="18"/>
               </w:rPr>
-              <w:t>COMPETENTIEGEBIED</w:t>
+              <w:t>GEBIED</w:t>
             </w:r>
           </w:p>
         </w:tc>
@@ -77,45 +78,10 @@
       <w:tr>
         <w:tc>
           <w:tcPr>
-            <w:tcW w:type="dxa" w:w="2835"/>
+            <w:tcW w:type="dxa" w:w="3627"/>
             <w:vMerge w:val="restart"/>
           </w:tcPr>
-          <w:p>
-            <w:r>
-              <w:drawing>
-                <wp:inline xmlns:a="http://schemas.openxmlformats.org/drawingml/2006/main" xmlns:pic="http://schemas.openxmlformats.org/drawingml/2006/picture">
-                  <wp:extent cx="540000" cy="507600"/>
-                  <wp:docPr id="1" name="Picture 1"/>
-                  <wp:cNvGraphicFramePr>
-                    <a:graphicFrameLocks noChangeAspect="1"/>
-                  </wp:cNvGraphicFramePr>
-                  <a:graphic>
-                    <a:graphicData uri="http://schemas.openxmlformats.org/drawingml/2006/picture">
-                      <pic:pic>
-                        <pic:nvPicPr>
-                          <pic:cNvPr id="0" name="DC3_small_c1.png"/>
-                          <pic:cNvPicPr/>
-                        </pic:nvPicPr>
-                        <pic:blipFill>
-                          <a:blip r:embed="rId9"/>
-                          <a:stretch>
-                            <a:fillRect/>
-                          </a:stretch>
-                        </pic:blipFill>
-                        <pic:spPr>
-                          <a:xfrm>
-                            <a:off x="0" y="0"/>
-                            <a:ext cx="540000" cy="507600"/>
-                          </a:xfrm>
-                          <a:prstGeom prst="rect"/>
-                        </pic:spPr>
-                      </pic:pic>
-                    </a:graphicData>
-                  </a:graphic>
-                </wp:inline>
-              </w:drawing>
-            </w:r>
-          </w:p>
+          <w:p/>
           <w:p>
             <w:r>
               <w:rPr>
@@ -137,13 +103,13 @@
                 <w:color w:val="000000"/>
                 <w:sz w:val="16"/>
               </w:rPr>
-              <w:t>Het formuleren van informatiebehoeften en het zoeken naar, vinden en ophalen van digitale informatie en inhoud. Het beoordelen van de relevantie van de bron en de inhoud ervan in digitale omgevingen. Het kritisch evalueren van digitale bronnen, inhoud en de processen die worden gebruikt om deze te genereren. Het opslaan, beheren, organiseren en analyseren van digitale informatie en gegevens.</w:t>
+              <w:t>Het verwoorden van informatiebehoeften en het zoeken naar, vinden en opvragen van digitale informatie en content. Het beoordelen van de relevantie van de bron en de inhoud ervan in digitale omgevingen. Het kritisch beoordelen van digitale bronnen, content en de processen die worden gebruikt om deze te genereren. Het opslaan, beheren, organiseren en analyseren van digitale informatie en data.</w:t>
             </w:r>
           </w:p>
         </w:tc>
         <w:tc>
           <w:tcPr>
-            <w:tcW w:type="dxa" w:w="2268"/>
+            <w:tcW w:type="dxa" w:w="3627"/>
           </w:tcPr>
           <w:p>
             <w:r>
@@ -160,7 +126,7 @@
         </w:tc>
         <w:tc>
           <w:tcPr>
-            <w:tcW w:type="dxa" w:w="5386"/>
+            <w:tcW w:type="dxa" w:w="3627"/>
           </w:tcPr>
           <w:p>
             <w:r>
@@ -171,7 +137,7 @@
                 <w:color w:val="000000"/>
                 <w:sz w:val="18"/>
               </w:rPr>
-              <w:t>Het formuleren van informatiebehoeften, weten hoe en waar te zoeken naar informatie en inhoud in digitale omgevingen, en hiertoe toegang verkrijgen en ertussen navigeren. Geschikte digitale middelen selecteren om zoekopdrachten in digitale omgevingen te creëren, uit te voeren en bij te werken, en in staat zijn om onderscheid te maken tussen relevante en irrelevante informatie en inhoud.</w:t>
+              <w:t>Het verwoorden van informatiebehoeften, weten hoe en waar te zoeken naar informatie en content in digitale omgevingen, en hiertoe toegang verkrijgen en ertussen navigeren. Het selecteren van geschikte digitale tools om zoekopdrachten in digitale omgevingen te creëren, uit te voeren en bij te werken, en in staat zijn om onderscheid te maken tussen relevante en irrelevante informatie en content.</w:t>
             </w:r>
           </w:p>
         </w:tc>
@@ -179,14 +145,14 @@
       <w:tr>
         <w:tc>
           <w:tcPr>
-            <w:tcW w:type="dxa" w:w="2835"/>
+            <w:tcW w:type="dxa" w:w="3627"/>
             <w:vMerge/>
           </w:tcPr>
           <w:p/>
         </w:tc>
         <w:tc>
           <w:tcPr>
-            <w:tcW w:type="dxa" w:w="2268"/>
+            <w:tcW w:type="dxa" w:w="3627"/>
           </w:tcPr>
           <w:p>
             <w:r>
@@ -197,13 +163,13 @@
                 <w:color w:val="000000"/>
                 <w:sz w:val="18"/>
               </w:rPr>
-              <w:t>1.2 Informatie evalueren</w:t>
+              <w:t>1.2 Evalueren van informatie</w:t>
             </w:r>
           </w:p>
         </w:tc>
         <w:tc>
           <w:tcPr>
-            <w:tcW w:type="dxa" w:w="5386"/>
+            <w:tcW w:type="dxa" w:w="3627"/>
           </w:tcPr>
           <w:p>
             <w:r>
@@ -214,7 +180,7 @@
                 <w:color w:val="000000"/>
                 <w:sz w:val="18"/>
               </w:rPr>
-              <w:t>De geloofwaardigheid en betrouwbaarheid van informatiebronnen en inhoud in digitale omgevingen beoordelen en vergelijken. Informatie en inhoud in digitale omgevingen, en de processen die worden gebruikt om deze te genereren, interpreteren en kritisch evalueren.</w:t>
+              <w:t>Het beoordelen en vergelijken van de geloofwaardigheid en betrouwbaarheid van bronnen van informatie en content in digitale omgevingen. Het interpreteren en kritisch beoordelen van informatie en content in digitale omgevingen en de processen die worden gebruikt om deze te genereren.</w:t>
             </w:r>
           </w:p>
         </w:tc>
@@ -222,14 +188,14 @@
       <w:tr>
         <w:tc>
           <w:tcPr>
-            <w:tcW w:type="dxa" w:w="2835"/>
+            <w:tcW w:type="dxa" w:w="3627"/>
             <w:vMerge/>
           </w:tcPr>
           <w:p/>
         </w:tc>
         <w:tc>
           <w:tcPr>
-            <w:tcW w:type="dxa" w:w="2268"/>
+            <w:tcW w:type="dxa" w:w="3627"/>
           </w:tcPr>
           <w:p>
             <w:r>
@@ -240,13 +206,13 @@
                 <w:color w:val="000000"/>
                 <w:sz w:val="18"/>
               </w:rPr>
-              <w:t>1.3 Informatie beheren</w:t>
+              <w:t>1.3 Beheren van informatie</w:t>
             </w:r>
           </w:p>
         </w:tc>
         <w:tc>
           <w:tcPr>
-            <w:tcW w:type="dxa" w:w="5386"/>
+            <w:tcW w:type="dxa" w:w="3627"/>
           </w:tcPr>
           <w:p>
             <w:r>
@@ -257,7 +223,7 @@
                 <w:color w:val="000000"/>
                 <w:sz w:val="18"/>
               </w:rPr>
-              <w:t>Het organiseren, opslaan en ophalen van informatie en gegevens in digitale omgevingen. Het verzamelen, verwerken en analyseren van informatie en gegevens in gestructureerde digitale omgevingen.</w:t>
+              <w:t>Het ordenen, opslaan en opvragen van informatie en data in digitale omgevingen. Het verzamelen, verwerken en analyseren van informatie en data in gestructureerde digitale omgevingen.</w:t>
             </w:r>
           </w:p>
         </w:tc>
@@ -265,45 +231,10 @@
       <w:tr>
         <w:tc>
           <w:tcPr>
-            <w:tcW w:type="dxa" w:w="2835"/>
+            <w:tcW w:type="dxa" w:w="3627"/>
             <w:vMerge w:val="restart"/>
           </w:tcPr>
-          <w:p>
-            <w:r>
-              <w:drawing>
-                <wp:inline xmlns:a="http://schemas.openxmlformats.org/drawingml/2006/main" xmlns:pic="http://schemas.openxmlformats.org/drawingml/2006/picture">
-                  <wp:extent cx="540000" cy="528692"/>
-                  <wp:docPr id="2" name="Picture 2"/>
-                  <wp:cNvGraphicFramePr>
-                    <a:graphicFrameLocks noChangeAspect="1"/>
-                  </wp:cNvGraphicFramePr>
-                  <a:graphic>
-                    <a:graphicData uri="http://schemas.openxmlformats.org/drawingml/2006/picture">
-                      <pic:pic>
-                        <pic:nvPicPr>
-                          <pic:cNvPr id="0" name="DC3_small_c2.png"/>
-                          <pic:cNvPicPr/>
-                        </pic:nvPicPr>
-                        <pic:blipFill>
-                          <a:blip r:embed="rId10"/>
-                          <a:stretch>
-                            <a:fillRect/>
-                          </a:stretch>
-                        </pic:blipFill>
-                        <pic:spPr>
-                          <a:xfrm>
-                            <a:off x="0" y="0"/>
-                            <a:ext cx="540000" cy="528692"/>
-                          </a:xfrm>
-                          <a:prstGeom prst="rect"/>
-                        </pic:spPr>
-                      </pic:pic>
-                    </a:graphicData>
-                  </a:graphic>
-                </wp:inline>
-              </w:drawing>
-            </w:r>
-          </w:p>
+          <w:p/>
           <w:p>
             <w:r>
               <w:rPr>
@@ -325,13 +256,13 @@
                 <w:color w:val="000000"/>
                 <w:sz w:val="16"/>
               </w:rPr>
-              <w:t>Interacteren, delen, communiceren en samenwerken in digitale omgevingen, met aandacht voor culturele, generationele en andere diversiteit en de kenmerken en beperkingen van digitale technologieën. Participeren in de samenleving via digitale technologieën. Je rechten opeisen en keuzes maken in digitale omgevingen. Het beheren van je digitale aanwezigheid, identiteit en reputatie.</w:t>
+              <w:t>De interactie aangaan met anderen, delen, communiceren en samenwerken in digitale omgevingen, met aandacht voor culturele, generationele en andersoortige diversiteit en de kenmerken en beperkingen van digitale technologie. Het participeren in de samenleving via digitale technologie. Het opeisen van rechten en het maken van keuzes in digitale omgevingen. Het beheren van de eigen digitale aanwezigheid, identiteit en reputatie.</w:t>
             </w:r>
           </w:p>
         </w:tc>
         <w:tc>
           <w:tcPr>
-            <w:tcW w:type="dxa" w:w="2268"/>
+            <w:tcW w:type="dxa" w:w="3627"/>
           </w:tcPr>
           <w:p>
             <w:r>
@@ -342,13 +273,13 @@
                 <w:color w:val="000000"/>
                 <w:sz w:val="18"/>
               </w:rPr>
-              <w:t>2.1 Interacteren via en met digitale technologieën</w:t>
+              <w:t>2.1 Interactie via en met digitale technologie</w:t>
             </w:r>
           </w:p>
         </w:tc>
         <w:tc>
           <w:tcPr>
-            <w:tcW w:type="dxa" w:w="5386"/>
+            <w:tcW w:type="dxa" w:w="3627"/>
           </w:tcPr>
           <w:p>
             <w:r>
@@ -359,7 +290,7 @@
                 <w:color w:val="000000"/>
                 <w:sz w:val="18"/>
               </w:rPr>
-              <w:t>Interacteren via en met een verscheidenheid aan digitale technologieën, en passende digitale communicatie gebruiken voor een gegeven context.</w:t>
+              <w:t>Interacteren via en met een verscheidenheid aan digitale technologieën, en passende digitale communicatietools gebruiken voor een bepaalde context.</w:t>
             </w:r>
           </w:p>
         </w:tc>
@@ -367,14 +298,14 @@
       <w:tr>
         <w:tc>
           <w:tcPr>
-            <w:tcW w:type="dxa" w:w="2835"/>
+            <w:tcW w:type="dxa" w:w="3627"/>
             <w:vMerge/>
           </w:tcPr>
           <w:p/>
         </w:tc>
         <w:tc>
           <w:tcPr>
-            <w:tcW w:type="dxa" w:w="2268"/>
+            <w:tcW w:type="dxa" w:w="3627"/>
           </w:tcPr>
           <w:p>
             <w:r>
@@ -385,13 +316,13 @@
                 <w:color w:val="000000"/>
                 <w:sz w:val="18"/>
               </w:rPr>
-              <w:t>2.2 Delen via digitale technologieën</w:t>
+              <w:t>2.2 Delen via digitale technologie</w:t>
             </w:r>
           </w:p>
         </w:tc>
         <w:tc>
           <w:tcPr>
-            <w:tcW w:type="dxa" w:w="5386"/>
+            <w:tcW w:type="dxa" w:w="3627"/>
           </w:tcPr>
           <w:p>
             <w:r>
@@ -402,7 +333,7 @@
                 <w:color w:val="000000"/>
                 <w:sz w:val="18"/>
               </w:rPr>
-              <w:t>Informatie en inhoud op een ethische en verantwoorde manier delen met anderen via passende digitale technologieën.</w:t>
+              <w:t>Het delen van informatie en content met anderen op een ethische en verantwoorde manier met behulp van geschikte digitale technologie.</w:t>
             </w:r>
           </w:p>
         </w:tc>
@@ -410,14 +341,14 @@
       <w:tr>
         <w:tc>
           <w:tcPr>
-            <w:tcW w:type="dxa" w:w="2835"/>
+            <w:tcW w:type="dxa" w:w="3627"/>
             <w:vMerge/>
           </w:tcPr>
           <w:p/>
         </w:tc>
         <w:tc>
           <w:tcPr>
-            <w:tcW w:type="dxa" w:w="2268"/>
+            <w:tcW w:type="dxa" w:w="3627"/>
           </w:tcPr>
           <w:p>
             <w:r>
@@ -428,13 +359,13 @@
                 <w:color w:val="000000"/>
                 <w:sz w:val="18"/>
               </w:rPr>
-              <w:t>2.3 Betrokkenheid bij burgerschap via digitale technologieën</w:t>
+              <w:t>2.3 Actief burgerschap met behulp van digitale technologie</w:t>
             </w:r>
           </w:p>
         </w:tc>
         <w:tc>
           <w:tcPr>
-            <w:tcW w:type="dxa" w:w="5386"/>
+            <w:tcW w:type="dxa" w:w="3627"/>
           </w:tcPr>
           <w:p>
             <w:r>
@@ -445,7 +376,7 @@
                 <w:color w:val="000000"/>
                 <w:sz w:val="18"/>
               </w:rPr>
-              <w:t>Deelnemen aan de samenleving door het ethisch en verantwoord gebruik van digitale platforms en diensten. Mogelijkheden zoeken voor zelfontplooiing en participatie via passende digitale technologieën. Je bewust zijn van je rechten en deze opeisen, en keuzes maken in digitale omgevingen.</w:t>
+              <w:t>Het deelnemen aan de samenleving door middel van het ethisch en verantwoord gebruik van digitale platforms en diensten. Het zoeken naar mogelijkheden tot het vergroten van zelfredzaamheid en participatie met behulp van daarvoor geschikte digitale technologie. Het bewust zijn van rechten en deze opeisen en het maken van keuzes in digitale omgevingen.</w:t>
             </w:r>
           </w:p>
         </w:tc>
@@ -453,14 +384,14 @@
       <w:tr>
         <w:tc>
           <w:tcPr>
-            <w:tcW w:type="dxa" w:w="2835"/>
+            <w:tcW w:type="dxa" w:w="3627"/>
             <w:vMerge/>
           </w:tcPr>
           <w:p/>
         </w:tc>
         <w:tc>
           <w:tcPr>
-            <w:tcW w:type="dxa" w:w="2268"/>
+            <w:tcW w:type="dxa" w:w="3627"/>
           </w:tcPr>
           <w:p>
             <w:r>
@@ -471,13 +402,13 @@
                 <w:color w:val="000000"/>
                 <w:sz w:val="18"/>
               </w:rPr>
-              <w:t>2.4 Samenwerken via digitale technologieën</w:t>
+              <w:t>2.4 Samenwerken met behulp van digitale technologie</w:t>
             </w:r>
           </w:p>
         </w:tc>
         <w:tc>
           <w:tcPr>
-            <w:tcW w:type="dxa" w:w="5386"/>
+            <w:tcW w:type="dxa" w:w="3627"/>
           </w:tcPr>
           <w:p>
             <w:r>
@@ -488,7 +419,7 @@
                 <w:color w:val="000000"/>
                 <w:sz w:val="18"/>
               </w:rPr>
-              <w:t>Digitale technologieën ethisch en verantwoord gebruiken voor samenwerking, en voor de gezamenlijke opbouw en creatie van informatie, bronnen en kennis.</w:t>
+              <w:t>Het ethisch en verantwoord gebruiken van digitale technologie voor samenwerkingsdoeleinden en voor co-constructie en co-creatie van informatie, bronnen en kennis.</w:t>
             </w:r>
           </w:p>
         </w:tc>
@@ -496,14 +427,14 @@
       <w:tr>
         <w:tc>
           <w:tcPr>
-            <w:tcW w:type="dxa" w:w="2835"/>
+            <w:tcW w:type="dxa" w:w="3627"/>
             <w:vMerge/>
           </w:tcPr>
           <w:p/>
         </w:tc>
         <w:tc>
           <w:tcPr>
-            <w:tcW w:type="dxa" w:w="2268"/>
+            <w:tcW w:type="dxa" w:w="3627"/>
           </w:tcPr>
           <w:p>
             <w:r>
@@ -520,7 +451,7 @@
         </w:tc>
         <w:tc>
           <w:tcPr>
-            <w:tcW w:type="dxa" w:w="5386"/>
+            <w:tcW w:type="dxa" w:w="3627"/>
           </w:tcPr>
           <w:p>
             <w:r>
@@ -531,7 +462,7 @@
                 <w:color w:val="000000"/>
                 <w:sz w:val="18"/>
               </w:rPr>
-              <w:t>Je bewust zijn van gedragsnormen en weten hoe je je respectvol moet gedragen bij het gebruik van digitale technologieën en interactie in digitale omgevingen. Communicatie aanpassen aan specifieke contexten en aandacht hebben voor culturele, generationele en andere diversiteit in digitale omgevingen.</w:t>
+              <w:t>Het bewust zijn van gedragsnormen en weten hoe men zich respectvol moet gedragen bij het gebruik van digitale technologie en interactie in digitale omgevingen. Het aanpassen van communicatie aan specifieke contexten en bewust zijn en respecteren van culturele, generationele en andersoortige diversiteit in digitale omgevingen.</w:t>
             </w:r>
           </w:p>
         </w:tc>
@@ -539,14 +470,14 @@
       <w:tr>
         <w:tc>
           <w:tcPr>
-            <w:tcW w:type="dxa" w:w="2835"/>
+            <w:tcW w:type="dxa" w:w="3627"/>
             <w:vMerge/>
           </w:tcPr>
           <w:p/>
         </w:tc>
         <w:tc>
           <w:tcPr>
-            <w:tcW w:type="dxa" w:w="2268"/>
+            <w:tcW w:type="dxa" w:w="3627"/>
           </w:tcPr>
           <w:p>
             <w:r>
@@ -557,13 +488,13 @@
                 <w:color w:val="000000"/>
                 <w:sz w:val="18"/>
               </w:rPr>
-              <w:t>2.6 Digitale identiteit beheren</w:t>
+              <w:t>2.6 Beheren van de eigen digitale identiteit</w:t>
             </w:r>
           </w:p>
         </w:tc>
         <w:tc>
           <w:tcPr>
-            <w:tcW w:type="dxa" w:w="5386"/>
+            <w:tcW w:type="dxa" w:w="3627"/>
           </w:tcPr>
           <w:p>
             <w:r>
@@ -574,7 +505,7 @@
                 <w:color w:val="000000"/>
                 <w:sz w:val="18"/>
               </w:rPr>
-              <w:t>Het beheren van één of meerdere digitale identiteiten. Acties ondernemen om je digitale reputatie te beschermen (hoe je wordt waargenomen op basis van online aanwezigheid) en je digitale voetafdruk beheren (de gegevens die worden geproduceerd door het gebruik van digitale platforms en diensten).</w:t>
+              <w:t>Het beheren van één of meerdere digitale identiteiten. Het ondernemen van acties om de eigen digitale reputatie te beschermen (hoe iemand wordt waargenomen op basis van online aanwezigheid) en het beheren van de eigen digitale voetafdruk (de data die worden geproduceerd door het gebruik van digitale platforms en diensten).</w:t>
             </w:r>
           </w:p>
         </w:tc>
@@ -582,45 +513,10 @@
       <w:tr>
         <w:tc>
           <w:tcPr>
-            <w:tcW w:type="dxa" w:w="2835"/>
+            <w:tcW w:type="dxa" w:w="3627"/>
             <w:vMerge w:val="restart"/>
           </w:tcPr>
-          <w:p>
-            <w:r>
-              <w:drawing>
-                <wp:inline xmlns:a="http://schemas.openxmlformats.org/drawingml/2006/main" xmlns:pic="http://schemas.openxmlformats.org/drawingml/2006/picture">
-                  <wp:extent cx="540000" cy="528750"/>
-                  <wp:docPr id="3" name="Picture 3"/>
-                  <wp:cNvGraphicFramePr>
-                    <a:graphicFrameLocks noChangeAspect="1"/>
-                  </wp:cNvGraphicFramePr>
-                  <a:graphic>
-                    <a:graphicData uri="http://schemas.openxmlformats.org/drawingml/2006/picture">
-                      <pic:pic>
-                        <pic:nvPicPr>
-                          <pic:cNvPr id="0" name="DC3_small_c3.png"/>
-                          <pic:cNvPicPr/>
-                        </pic:nvPicPr>
-                        <pic:blipFill>
-                          <a:blip r:embed="rId11"/>
-                          <a:stretch>
-                            <a:fillRect/>
-                          </a:stretch>
-                        </pic:blipFill>
-                        <pic:spPr>
-                          <a:xfrm>
-                            <a:off x="0" y="0"/>
-                            <a:ext cx="540000" cy="528750"/>
-                          </a:xfrm>
-                          <a:prstGeom prst="rect"/>
-                        </pic:spPr>
-                      </pic:pic>
-                    </a:graphicData>
-                  </a:graphic>
-                </wp:inline>
-              </w:drawing>
-            </w:r>
-          </w:p>
+          <w:p/>
           <w:p>
             <w:r>
               <w:rPr>
@@ -642,13 +538,13 @@
                 <w:color w:val="000000"/>
                 <w:sz w:val="16"/>
               </w:rPr>
-              <w:t>Het creëren en bewerken van digitale inhoud. Het verbeteren en integreren van informatie en inhoud in een bestaand geheel van kennis, met begrip van hoe auteursrecht en licenties moeten worden toegepast. Een ethische en verantwoordelijke aanpak hanteren bij het creëren, verbeteren en integreren van digitale inhoud. Weten hoe computational thinking en programmeertechnieken moeten worden toegepast om instructies te geven aan een computersysteem.</w:t>
+              <w:t>Het creëren en bewerken van digitale content. Het verbeteren en integreren van informatie en content in bestaande kennis, met begrip van hoe auteursrecht en licenties moeten worden toegepast. Het hanteren van een ethische en verantwoorde aanpak bij het creëren, verbeteren en integreren van digitale content. Weten hoe computational thinking en programmeertechnieken moeten worden toegepast om instructies te geven aan een computersysteem.</w:t>
             </w:r>
           </w:p>
         </w:tc>
         <w:tc>
           <w:tcPr>
-            <w:tcW w:type="dxa" w:w="2268"/>
+            <w:tcW w:type="dxa" w:w="3627"/>
           </w:tcPr>
           <w:p>
             <w:r>
@@ -659,13 +555,13 @@
                 <w:color w:val="000000"/>
                 <w:sz w:val="18"/>
               </w:rPr>
-              <w:t>3.1 Digitale inhoud ontwikkelen</w:t>
+              <w:t>3.1 Ontwikkelen van digitale content</w:t>
             </w:r>
           </w:p>
         </w:tc>
         <w:tc>
           <w:tcPr>
-            <w:tcW w:type="dxa" w:w="5386"/>
+            <w:tcW w:type="dxa" w:w="3627"/>
           </w:tcPr>
           <w:p>
             <w:r>
@@ -676,7 +572,7 @@
                 <w:color w:val="000000"/>
                 <w:sz w:val="18"/>
               </w:rPr>
-              <w:t>Digitale technologieën op een ethische en verantwoorde manier gebruiken om uiteenlopende inhoud te creëren en te bewerken. Jezelf uitdrukken via digitale middelen.</w:t>
+              <w:t>Het ethisch en verantwoord gebruiken van digitale technologie om een verscheidenheid aan content te creëren en te bewerken. Het zichzelf uitdrukken met behulp van digitale middelen.</w:t>
             </w:r>
           </w:p>
         </w:tc>
@@ -684,14 +580,14 @@
       <w:tr>
         <w:tc>
           <w:tcPr>
-            <w:tcW w:type="dxa" w:w="2835"/>
+            <w:tcW w:type="dxa" w:w="3627"/>
             <w:vMerge/>
           </w:tcPr>
           <w:p/>
         </w:tc>
         <w:tc>
           <w:tcPr>
-            <w:tcW w:type="dxa" w:w="2268"/>
+            <w:tcW w:type="dxa" w:w="3627"/>
           </w:tcPr>
           <w:p>
             <w:r>
@@ -702,13 +598,13 @@
                 <w:color w:val="000000"/>
                 <w:sz w:val="18"/>
               </w:rPr>
-              <w:t>3.2 Integreren en herwerken van digitale inhoud</w:t>
+              <w:t>3.2 Digitale content integreren en bewerken</w:t>
             </w:r>
           </w:p>
         </w:tc>
         <w:tc>
           <w:tcPr>
-            <w:tcW w:type="dxa" w:w="5386"/>
+            <w:tcW w:type="dxa" w:w="3627"/>
           </w:tcPr>
           <w:p>
             <w:r>
@@ -719,7 +615,7 @@
                 <w:color w:val="000000"/>
                 <w:sz w:val="18"/>
               </w:rPr>
-              <w:t>Nieuwe informatie en inhoud aanpassen, verfijnen en integreren in bestaande kennis en bronnen om nieuwe en originele inhoud en kennis te creëren.</w:t>
+              <w:t>Het wijzigen, verfijnen en integreren van nieuwe informatie en content in bestaande kennis en bronnen om nieuwe en originele content en kennis te creëren.</w:t>
             </w:r>
           </w:p>
         </w:tc>
@@ -727,14 +623,14 @@
       <w:tr>
         <w:tc>
           <w:tcPr>
-            <w:tcW w:type="dxa" w:w="2835"/>
+            <w:tcW w:type="dxa" w:w="3627"/>
             <w:vMerge/>
           </w:tcPr>
           <w:p/>
         </w:tc>
         <w:tc>
           <w:tcPr>
-            <w:tcW w:type="dxa" w:w="2268"/>
+            <w:tcW w:type="dxa" w:w="3627"/>
           </w:tcPr>
           <w:p>
             <w:r>
@@ -751,7 +647,7 @@
         </w:tc>
         <w:tc>
           <w:tcPr>
-            <w:tcW w:type="dxa" w:w="5386"/>
+            <w:tcW w:type="dxa" w:w="3627"/>
           </w:tcPr>
           <w:p>
             <w:r>
@@ -762,7 +658,7 @@
                 <w:color w:val="000000"/>
                 <w:sz w:val="18"/>
               </w:rPr>
-              <w:t>Begrijpen hoe auteursrecht en licenties, evenals de bijbehorende juridische en ethische kwesties, van toepassing zijn op digitale inhoud, en hoe deze correct moeten worden toegepast.</w:t>
+              <w:t>Het begrijpen hoe auteursrecht en licenties, evenals bijbehorende juridische en ethische kwesties, van toepassing zijn op digitale content, en hoe deze correct moeten worden toegepast.</w:t>
             </w:r>
           </w:p>
         </w:tc>
@@ -770,14 +666,14 @@
       <w:tr>
         <w:tc>
           <w:tcPr>
-            <w:tcW w:type="dxa" w:w="2835"/>
+            <w:tcW w:type="dxa" w:w="3627"/>
             <w:vMerge/>
           </w:tcPr>
           <w:p/>
         </w:tc>
         <w:tc>
           <w:tcPr>
-            <w:tcW w:type="dxa" w:w="2268"/>
+            <w:tcW w:type="dxa" w:w="3627"/>
           </w:tcPr>
           <w:p>
             <w:r>
@@ -794,7 +690,7 @@
         </w:tc>
         <w:tc>
           <w:tcPr>
-            <w:tcW w:type="dxa" w:w="5386"/>
+            <w:tcW w:type="dxa" w:w="3627"/>
           </w:tcPr>
           <w:p>
             <w:r>
@@ -805,7 +701,7 @@
                 <w:color w:val="000000"/>
                 <w:sz w:val="18"/>
               </w:rPr>
-              <w:t>Stappen begrijpen en uitvoeren om een probleem te analyseren, deelproblemen te herkennen en een reeks instructies te plannen en te ontwikkelen voor een computersysteem om een bepaald probleem op te lossen of een specifieke taak uit te voeren.</w:t>
+              <w:t>Het begrijpen en uitvoeren van stappen om een probleem te analyseren, deelproblemen te herkennen en een reeks instructies voor een computersysteem te plannen en te ontwikkelen om een bepaald probleem op te lossen of een specifieke taak uit te voeren.</w:t>
             </w:r>
           </w:p>
         </w:tc>
@@ -813,45 +709,10 @@
       <w:tr>
         <w:tc>
           <w:tcPr>
-            <w:tcW w:type="dxa" w:w="2835"/>
+            <w:tcW w:type="dxa" w:w="3627"/>
             <w:vMerge w:val="restart"/>
           </w:tcPr>
-          <w:p>
-            <w:r>
-              <w:drawing>
-                <wp:inline xmlns:a="http://schemas.openxmlformats.org/drawingml/2006/main" xmlns:pic="http://schemas.openxmlformats.org/drawingml/2006/picture">
-                  <wp:extent cx="540000" cy="518400"/>
-                  <wp:docPr id="4" name="Picture 4"/>
-                  <wp:cNvGraphicFramePr>
-                    <a:graphicFrameLocks noChangeAspect="1"/>
-                  </wp:cNvGraphicFramePr>
-                  <a:graphic>
-                    <a:graphicData uri="http://schemas.openxmlformats.org/drawingml/2006/picture">
-                      <pic:pic>
-                        <pic:nvPicPr>
-                          <pic:cNvPr id="0" name="DC3_small_c4.png"/>
-                          <pic:cNvPicPr/>
-                        </pic:nvPicPr>
-                        <pic:blipFill>
-                          <a:blip r:embed="rId12"/>
-                          <a:stretch>
-                            <a:fillRect/>
-                          </a:stretch>
-                        </pic:blipFill>
-                        <pic:spPr>
-                          <a:xfrm>
-                            <a:off x="0" y="0"/>
-                            <a:ext cx="540000" cy="518400"/>
-                          </a:xfrm>
-                          <a:prstGeom prst="rect"/>
-                        </pic:spPr>
-                      </pic:pic>
-                    </a:graphicData>
-                  </a:graphic>
-                </wp:inline>
-              </w:drawing>
-            </w:r>
-          </w:p>
+          <w:p/>
           <w:p>
             <w:r>
               <w:rPr>
@@ -873,13 +734,13 @@
                 <w:color w:val="000000"/>
                 <w:sz w:val="16"/>
               </w:rPr>
-              <w:t>Het beschermen van apparaten, inhoud, persoonsgegevens en privacy in digitale omgevingen. Het ondersteunen van het fysieke, mentale en sociale welzijn van jezelf en anderen, en je bewust zijn van de voordelen en risico's van digitale technologieën voor welzijn en sociale inclusie. Je bewust zijn van de milieueffecten van digitale technologieën en het gebruik ervan, actie ondernemen om deze impact te beperken en digitale technologieën gebruiken om duurzaamheid te ondersteunen.</w:t>
+              <w:t>Het beveiligen van apparaten, content, persoonlijke gegevens en privacy in digitale omgevingen. Het bevorderen van het fysieke, mentale en sociale welzijn van jezelf en anderen, en het zich bewust zijn van de voordelen en risico's van digitale technologie voor welzijn en sociale inclusie. Het zich bewust zijn van het milieueffect van digitale technologie en het gebruik ervan, het ondernemen van actie om dit effect te beperken en het gebruiken van digitale technologie om duurzaamheid te ondersteunen.</w:t>
             </w:r>
           </w:p>
         </w:tc>
         <w:tc>
           <w:tcPr>
-            <w:tcW w:type="dxa" w:w="2268"/>
+            <w:tcW w:type="dxa" w:w="3627"/>
           </w:tcPr>
           <w:p>
             <w:r>
@@ -890,13 +751,13 @@
                 <w:color w:val="000000"/>
                 <w:sz w:val="18"/>
               </w:rPr>
-              <w:t>4.1 Apparaten beschermen</w:t>
+              <w:t>4.1 Beveiligen van apparaten</w:t>
             </w:r>
           </w:p>
         </w:tc>
         <w:tc>
           <w:tcPr>
-            <w:tcW w:type="dxa" w:w="5386"/>
+            <w:tcW w:type="dxa" w:w="3627"/>
           </w:tcPr>
           <w:p>
             <w:r>
@@ -907,7 +768,7 @@
                 <w:color w:val="000000"/>
                 <w:sz w:val="18"/>
               </w:rPr>
-              <w:t>Veiligheids- en cybersecuritymaatregelen toepassen om digitale apparaten en inhoud te beschermen. Je bewust zijn van de veranderende aard van risico's en bedreigingen in digitale omgevingen, en gepaste aandacht hebben voor de beveiliging van digitale apparaten en hun inhoud.</w:t>
+              <w:t>Het toepassen van veiligheids- en cybersecuritymaatregelen om digitale apparaten en content te beveiligen. Het zich bewust zijn van de veranderende aard van risico's en bedreigingen in digitale omgevingen, en het besteden van voldoende aandacht aan de beveiliging van digitale apparaten en hun inhoud.</w:t>
             </w:r>
           </w:p>
         </w:tc>
@@ -915,14 +776,14 @@
       <w:tr>
         <w:tc>
           <w:tcPr>
-            <w:tcW w:type="dxa" w:w="2835"/>
+            <w:tcW w:type="dxa" w:w="3627"/>
             <w:vMerge/>
           </w:tcPr>
           <w:p/>
         </w:tc>
         <w:tc>
           <w:tcPr>
-            <w:tcW w:type="dxa" w:w="2268"/>
+            <w:tcW w:type="dxa" w:w="3627"/>
           </w:tcPr>
           <w:p>
             <w:r>
@@ -933,13 +794,13 @@
                 <w:color w:val="000000"/>
                 <w:sz w:val="18"/>
               </w:rPr>
-              <w:t>4.2 Persoonsgegevens en privacy beschermen</w:t>
+              <w:t>4.2 Beschermen van persoonlijke gegevens en privacy</w:t>
             </w:r>
           </w:p>
         </w:tc>
         <w:tc>
           <w:tcPr>
-            <w:tcW w:type="dxa" w:w="5386"/>
+            <w:tcW w:type="dxa" w:w="3627"/>
           </w:tcPr>
           <w:p>
             <w:r>
@@ -950,7 +811,7 @@
                 <w:color w:val="000000"/>
                 <w:sz w:val="18"/>
               </w:rPr>
-              <w:t>Je bewust zijn van je rechten met betrekking tot persoonsgegevens en privacy in digitale omgevingen en deze uitoefenen. Privacyrisico's evalueren en beheren en persoonsgegevens en privacy in digitale omgevingen beschermen. Je eigen persoonsgegevens en die van anderen op een veilige, ethische en verantwoorde manier gebruiken en delen.</w:t>
+              <w:t>Het zich bewust zijn van en uitoefenen van rechten met betrekking tot persoonlijke gegevens en privacy in digitale omgevingen. Het beoordelen en beheren van privacyrisico's en het beschermen van persoonlijke gegevens en privacy in digitale omgevingen. Het veilig, ethisch en verantwoord gebruik en delen van de eigen en andermans persoonlijke gegevens.</w:t>
             </w:r>
           </w:p>
         </w:tc>
@@ -958,14 +819,14 @@
       <w:tr>
         <w:tc>
           <w:tcPr>
-            <w:tcW w:type="dxa" w:w="2835"/>
+            <w:tcW w:type="dxa" w:w="3627"/>
             <w:vMerge/>
           </w:tcPr>
           <w:p/>
         </w:tc>
         <w:tc>
           <w:tcPr>
-            <w:tcW w:type="dxa" w:w="2268"/>
+            <w:tcW w:type="dxa" w:w="3627"/>
           </w:tcPr>
           <w:p>
             <w:r>
@@ -976,13 +837,13 @@
                 <w:color w:val="000000"/>
                 <w:sz w:val="18"/>
               </w:rPr>
-              <w:t>4.3 Welzijn ondersteunen</w:t>
+              <w:t>4.3 Het bevorderen van welzijn</w:t>
             </w:r>
           </w:p>
         </w:tc>
         <w:tc>
           <w:tcPr>
-            <w:tcW w:type="dxa" w:w="5386"/>
+            <w:tcW w:type="dxa" w:w="3627"/>
           </w:tcPr>
           <w:p>
             <w:r>
@@ -993,7 +854,7 @@
                 <w:color w:val="000000"/>
                 <w:sz w:val="18"/>
               </w:rPr>
-              <w:t>Digitale technologieën gebruiken op manieren die welzijn en inclusie ondersteunen. Risico's en bedreigingen voor het fysieke, mentale en sociale welzijn van jezelf en anderen minimaliseren bij het gebruik van digitale technologieën. Het gebruik van digitale technologieën in evenwicht brengen met offline activiteiten om welzijn te ondersteunen. Actie ondernemen om jezelf en anderen te beschermen tegen mogelijke gevaren in digitale omgevingen (bijv. cyberpesten, schadelijke inhoud), en weten hoe op dergelijke gevaren te reageren.</w:t>
+              <w:t>Het gebruiken van digitale technologie gebruiken op manieren die welzijn en inclusie bevorderen. Het beperken van risico's en bedreigingen voor het fysieke, mentale en sociale welzijn van zichzelf en anderen bij het gebruik van digitale technologie. Het gebruik van digitale technologie afwegen tegen offline activiteiten om welzijn te bevorderen. Het ondernemen van actie om zichzelf en anderen te beschermen tegen mogelijke gevaren in digitale omgevingen (bijv. cyberpesten, schadelijke content), en weten hoe op dergelijke gevaren te reageren.</w:t>
             </w:r>
           </w:p>
         </w:tc>
@@ -1001,14 +862,14 @@
       <w:tr>
         <w:tc>
           <w:tcPr>
-            <w:tcW w:type="dxa" w:w="2835"/>
+            <w:tcW w:type="dxa" w:w="3627"/>
             <w:vMerge/>
           </w:tcPr>
           <w:p/>
         </w:tc>
         <w:tc>
           <w:tcPr>
-            <w:tcW w:type="dxa" w:w="2268"/>
+            <w:tcW w:type="dxa" w:w="3627"/>
           </w:tcPr>
           <w:p>
             <w:r>
@@ -1019,13 +880,13 @@
                 <w:color w:val="000000"/>
                 <w:sz w:val="18"/>
               </w:rPr>
-              <w:t>4.4 Milieueffecten van digitale technologieën</w:t>
+              <w:t>4.4 Milieueffecten van digitale technologie</w:t>
             </w:r>
           </w:p>
         </w:tc>
         <w:tc>
           <w:tcPr>
-            <w:tcW w:type="dxa" w:w="5386"/>
+            <w:tcW w:type="dxa" w:w="3627"/>
           </w:tcPr>
           <w:p>
             <w:r>
@@ -1036,7 +897,7 @@
                 <w:color w:val="000000"/>
                 <w:sz w:val="18"/>
               </w:rPr>
-              <w:t>Je bewust zijn van de milieueffecten van digitale technologieën, waaronder de productie van apparaten, het gebruik, de reparatie, recycling, verwijdering, infrastructuur voor gegevensopslag, energieverbruik en het gebruik van middelen en applicaties. Actie ondernemen om deze impact te beperken en digitale technologieën gebruiken om duurzaamheid te ondersteunen.</w:t>
+              <w:t>Het zich bewust zijn van het milieueffect van digitale technologie, waaronder de productie van apparaten, het gebruik, de reparatie, recycling, weggooien, infrastructuur voor dataopslag, energieverbruik en het gebruik van tools en applicaties. Het ondernemen van actie om dit effect te beperken en het gebruiken van digitale technologie om duurzaamheid te ondersteunen.</w:t>
             </w:r>
           </w:p>
         </w:tc>
@@ -1044,45 +905,10 @@
       <w:tr>
         <w:tc>
           <w:tcPr>
-            <w:tcW w:type="dxa" w:w="2835"/>
+            <w:tcW w:type="dxa" w:w="3627"/>
             <w:vMerge w:val="restart"/>
           </w:tcPr>
-          <w:p>
-            <w:r>
-              <w:drawing>
-                <wp:inline xmlns:a="http://schemas.openxmlformats.org/drawingml/2006/main" xmlns:pic="http://schemas.openxmlformats.org/drawingml/2006/picture">
-                  <wp:extent cx="540000" cy="521100"/>
-                  <wp:docPr id="5" name="Picture 5"/>
-                  <wp:cNvGraphicFramePr>
-                    <a:graphicFrameLocks noChangeAspect="1"/>
-                  </wp:cNvGraphicFramePr>
-                  <a:graphic>
-                    <a:graphicData uri="http://schemas.openxmlformats.org/drawingml/2006/picture">
-                      <pic:pic>
-                        <pic:nvPicPr>
-                          <pic:cNvPr id="0" name="DC3_small_c5.png"/>
-                          <pic:cNvPicPr/>
-                        </pic:nvPicPr>
-                        <pic:blipFill>
-                          <a:blip r:embed="rId13"/>
-                          <a:stretch>
-                            <a:fillRect/>
-                          </a:stretch>
-                        </pic:blipFill>
-                        <pic:spPr>
-                          <a:xfrm>
-                            <a:off x="0" y="0"/>
-                            <a:ext cx="540000" cy="521100"/>
-                          </a:xfrm>
-                          <a:prstGeom prst="rect"/>
-                        </pic:spPr>
-                      </pic:pic>
-                    </a:graphicData>
-                  </a:graphic>
-                </wp:inline>
-              </w:drawing>
-            </w:r>
-          </w:p>
+          <w:p/>
           <w:p>
             <w:r>
               <w:rPr>
@@ -1092,7 +918,7 @@
                 <w:color w:val="E26B67"/>
                 <w:sz w:val="18"/>
               </w:rPr>
-              <w:t>5. PROBLEEMIDENTIFICATIE EN -OPLOSSING</w:t>
+              <w:t>5. HERKENNEN EN OPLOSSEN VAN PROBLEMEN</w:t>
             </w:r>
           </w:p>
           <w:p>
@@ -1104,13 +930,13 @@
                 <w:color w:val="000000"/>
                 <w:sz w:val="16"/>
               </w:rPr>
-              <w:t>Behoeften identificeren en beoordelen, en digitale technologieën gebruiken en digitale omgevingen aanpassen om aan deze behoeften te voldoen. Technische en conceptuele problemen en probleemsituaties in digitale omgevingen identificeren en oplossen. Digitale technologieën gebruiken om verbeteringen aan te brengen in, of nieuwe oplossingen te vinden voor, processen en producten. Bekwaamheden opbouwen om autonoom te functioneren in digitale omgevingen. Op de hoogte blijven van digitale technologische ontwikkelingen en de gevolgen daarvan.</w:t>
+              <w:t>Het herkennen en beoordelen van behoeften, en het gebruiken van digitale technologie en het aanpassen van digitale omgevingen om aan deze behoeften te voldoen. Het herkennen en oplossen van technische en conceptuele problemen en probleemsituaties in digitale omgevingen. Het gebruiken van digitale technologie om verbeteringen aan te brengen in, of nieuwe oplossingen te vinden voor processen en producten. Het opbouwen van competenties om zelfstandig te functioneren in digitale omgevingen. Het op de hoogte blijven van technologische ontwikkelingen en de implicaties daarvan.</w:t>
             </w:r>
           </w:p>
         </w:tc>
         <w:tc>
           <w:tcPr>
-            <w:tcW w:type="dxa" w:w="2268"/>
+            <w:tcW w:type="dxa" w:w="3627"/>
           </w:tcPr>
           <w:p>
             <w:r>
@@ -1121,13 +947,13 @@
                 <w:color w:val="000000"/>
                 <w:sz w:val="18"/>
               </w:rPr>
-              <w:t>5.1 Technische problemen identificeren en oplossen</w:t>
+              <w:t>5.1 Herkennen en oplossen van technische problemen</w:t>
             </w:r>
           </w:p>
         </w:tc>
         <w:tc>
           <w:tcPr>
-            <w:tcW w:type="dxa" w:w="5386"/>
+            <w:tcW w:type="dxa" w:w="3627"/>
           </w:tcPr>
           <w:p>
             <w:r>
@@ -1138,7 +964,7 @@
                 <w:color w:val="000000"/>
                 <w:sz w:val="18"/>
               </w:rPr>
-              <w:t>Technische problemen identificeren bij het bedienen van digitale apparaten en in digitale omgevingen, en deze op verschillende manieren oplossen.</w:t>
+              <w:t>Het herkennen van technische problemen bij de bediening van digitale apparaten en in digitale omgevingen en het oplossen ervan middels verschillende manieren.</w:t>
             </w:r>
           </w:p>
         </w:tc>
@@ -1146,14 +972,14 @@
       <w:tr>
         <w:tc>
           <w:tcPr>
-            <w:tcW w:type="dxa" w:w="2835"/>
+            <w:tcW w:type="dxa" w:w="3627"/>
             <w:vMerge/>
           </w:tcPr>
           <w:p/>
         </w:tc>
         <w:tc>
           <w:tcPr>
-            <w:tcW w:type="dxa" w:w="2268"/>
+            <w:tcW w:type="dxa" w:w="3627"/>
           </w:tcPr>
           <w:p>
             <w:r>
@@ -1164,13 +990,13 @@
                 <w:color w:val="000000"/>
                 <w:sz w:val="18"/>
               </w:rPr>
-              <w:t>5.2 Behoeften en digitale technologische antwoorden identificeren</w:t>
+              <w:t>5.2 Herkennen van behoeften en technologische oplossingen</w:t>
             </w:r>
           </w:p>
         </w:tc>
         <w:tc>
           <w:tcPr>
-            <w:tcW w:type="dxa" w:w="5386"/>
+            <w:tcW w:type="dxa" w:w="3627"/>
           </w:tcPr>
           <w:p>
             <w:r>
@@ -1181,7 +1007,7 @@
                 <w:color w:val="000000"/>
                 <w:sz w:val="18"/>
               </w:rPr>
-              <w:t>Behoeften van jezelf en anderen beoordelen en digitale technologieën evalueren, selecteren, gebruiken en aanpassen om aan deze behoeften te voldoen. Digitale omgevingen aanpassen en personaliseren aan de context, doelen en behoeften (bijv. toegankelijkheid) van jezelf en anderen.</w:t>
+              <w:t>Het beoordelen van eigen en andermans behoeften en het beoordelen, selecteren en gebruiken van digitale technologie om aan deze behoeften te voldoen. Het aanpassen en personaliseren van digitale omgevingen aan de context, doelen en behoeften (bijv. toegankelijkheid) van zichzelf en anderen.</w:t>
             </w:r>
           </w:p>
         </w:tc>
@@ -1189,14 +1015,14 @@
       <w:tr>
         <w:tc>
           <w:tcPr>
-            <w:tcW w:type="dxa" w:w="2835"/>
+            <w:tcW w:type="dxa" w:w="3627"/>
             <w:vMerge/>
           </w:tcPr>
           <w:p/>
         </w:tc>
         <w:tc>
           <w:tcPr>
-            <w:tcW w:type="dxa" w:w="2268"/>
+            <w:tcW w:type="dxa" w:w="3627"/>
           </w:tcPr>
           <w:p>
             <w:r>
@@ -1207,13 +1033,13 @@
                 <w:color w:val="000000"/>
                 <w:sz w:val="18"/>
               </w:rPr>
-              <w:t>5.3 Creatieve oplossingen identificeren met behulp van digitale technologieën</w:t>
+              <w:t>5.3 Herkennen van creatieve oplossingen met behulp van digitale technologie</w:t>
             </w:r>
           </w:p>
         </w:tc>
         <w:tc>
           <w:tcPr>
-            <w:tcW w:type="dxa" w:w="5386"/>
+            <w:tcW w:type="dxa" w:w="3627"/>
           </w:tcPr>
           <w:p>
             <w:r>
@@ -1224,7 +1050,7 @@
                 <w:color w:val="000000"/>
                 <w:sz w:val="18"/>
               </w:rPr>
-              <w:t>Digitale technologieën gebruiken om verbeteringen aan te brengen in of nieuwe oplossingen te vinden voor processen en producten, vanuit een mensgerichte benadering. Individueel en collectief deelnemen aan kritische denkprocessen en het creatief en doelgericht gebruik van digitale technologieën, om conceptuele problemen en probleemsituaties te begrijpen en op te lossen.</w:t>
+              <w:t>Het gebruiken van digitale technologie om verbeteringen aan te brengen in of nieuwe oplossingen te vinden voor processen en producten, vanuit een mensgerichte benadering. Het individueel en collectief deelnemen aan kritische denkprocessen en het creatief en doelgericht gebruiken van digitale technologie om conceptuele problemen en probleemsituaties te begrijpen en op te lossen.</w:t>
             </w:r>
           </w:p>
         </w:tc>
@@ -1232,14 +1058,14 @@
       <w:tr>
         <w:tc>
           <w:tcPr>
-            <w:tcW w:type="dxa" w:w="2835"/>
+            <w:tcW w:type="dxa" w:w="3627"/>
             <w:vMerge/>
           </w:tcPr>
           <w:p/>
         </w:tc>
         <w:tc>
           <w:tcPr>
-            <w:tcW w:type="dxa" w:w="2268"/>
+            <w:tcW w:type="dxa" w:w="3627"/>
           </w:tcPr>
           <w:p>
             <w:r>
@@ -1250,13 +1076,13 @@
                 <w:color w:val="000000"/>
                 <w:sz w:val="18"/>
               </w:rPr>
-              <w:t>5.4 Behoeften aan digitale competenties identificeren en aanpakken</w:t>
+              <w:t>5.4 Herkennen en aanpakken van behoeften op het gebied van digitale competentie</w:t>
             </w:r>
           </w:p>
         </w:tc>
         <w:tc>
           <w:tcPr>
-            <w:tcW w:type="dxa" w:w="5386"/>
+            <w:tcW w:type="dxa" w:w="3627"/>
           </w:tcPr>
           <w:p>
             <w:r>
@@ -1267,7 +1093,7 @@
                 <w:color w:val="000000"/>
                 <w:sz w:val="18"/>
               </w:rPr>
-              <w:t>Herkennen waar de eigen digitale competentie verbeterd of geactualiseerd moet worden. Behoeften aan digitale competenties aanpakken binnen een breder proces van een leven lang leren, en bekwaamheid en autonomie opbouwen. Anderen ondersteunen bij de ontwikkeling van hun digitale competenties. Op de hoogte blijven van digitale technologische ontwikkelingen en de persoonlijke, professionele en maatschappelijke gevolgen daarvan.</w:t>
+              <w:t>Het erkennen op welk vlak de eigen digitale competentie verbeterd of geactualiseerd moet worden. Het aanpakken van digitale competentiebehoeften binnen een breder proces van een leven lang leren en het opbouwen van bekwaamheid en autonomie. Het ondersteunen van anderen bij de ontwikkeling van hun digitale competentie. Het op de hoogte blijven van digitale technologische ontwikkelingen en de persoonlijke, professionele en maatschappelijke implicaties daarvan.</w:t>
             </w:r>
           </w:p>
         </w:tc>

--- a/output/DigComp3_table2_nl.docx
+++ b/output/DigComp3_table2_nl.docx
@@ -81,7 +81,42 @@
             <w:tcW w:type="dxa" w:w="3627"/>
             <w:vMerge w:val="restart"/>
           </w:tcPr>
-          <w:p/>
+          <w:p>
+            <w:r>
+              <w:drawing>
+                <wp:inline xmlns:a="http://schemas.openxmlformats.org/drawingml/2006/main" xmlns:pic="http://schemas.openxmlformats.org/drawingml/2006/picture">
+                  <wp:extent cx="540000" cy="507600"/>
+                  <wp:docPr id="1" name="Picture 1"/>
+                  <wp:cNvGraphicFramePr>
+                    <a:graphicFrameLocks noChangeAspect="1"/>
+                  </wp:cNvGraphicFramePr>
+                  <a:graphic>
+                    <a:graphicData uri="http://schemas.openxmlformats.org/drawingml/2006/picture">
+                      <pic:pic>
+                        <pic:nvPicPr>
+                          <pic:cNvPr id="0" name="DC3_small_c1.png"/>
+                          <pic:cNvPicPr/>
+                        </pic:nvPicPr>
+                        <pic:blipFill>
+                          <a:blip r:embed="rId9"/>
+                          <a:stretch>
+                            <a:fillRect/>
+                          </a:stretch>
+                        </pic:blipFill>
+                        <pic:spPr>
+                          <a:xfrm>
+                            <a:off x="0" y="0"/>
+                            <a:ext cx="540000" cy="507600"/>
+                          </a:xfrm>
+                          <a:prstGeom prst="rect"/>
+                        </pic:spPr>
+                      </pic:pic>
+                    </a:graphicData>
+                  </a:graphic>
+                </wp:inline>
+              </w:drawing>
+            </w:r>
+          </w:p>
           <w:p>
             <w:r>
               <w:rPr>
@@ -103,7 +138,7 @@
                 <w:color w:val="000000"/>
                 <w:sz w:val="16"/>
               </w:rPr>
-              <w:t>Het verwoorden van informatiebehoeften en het zoeken naar, vinden en opvragen van digitale informatie en content. Het beoordelen van de relevantie van de bron en de inhoud ervan in digitale omgevingen. Het kritisch beoordelen van digitale bronnen, content en de processen die worden gebruikt om deze te genereren. Het opslaan, beheren, organiseren en analyseren van digitale informatie en data.</w:t>
+              <w:t>Het formuleren van informatiebehoeften en het zoeken naar, vinden en ophalen van digitale informatie en inhoud. Het beoordelen van de relevantie van de bron en de inhoud ervan in digitale omgevingen. Het kritisch evalueren van digitale bronnen, inhoud en de processen die worden gebruikt om deze te genereren. Het opslaan, beheren, organiseren en analyseren van digitale informatie en gegevens.</w:t>
             </w:r>
           </w:p>
         </w:tc>
@@ -137,7 +172,7 @@
                 <w:color w:val="000000"/>
                 <w:sz w:val="18"/>
               </w:rPr>
-              <w:t>Het verwoorden van informatiebehoeften, weten hoe en waar te zoeken naar informatie en content in digitale omgevingen, en hiertoe toegang verkrijgen en ertussen navigeren. Het selecteren van geschikte digitale tools om zoekopdrachten in digitale omgevingen te creëren, uit te voeren en bij te werken, en in staat zijn om onderscheid te maken tussen relevante en irrelevante informatie en content.</w:t>
+              <w:t>Het formuleren van informatiebehoeften, weten hoe en waar te zoeken naar informatie en inhoud in digitale omgevingen, en hiertoe toegang verkrijgen en ertussen navigeren. Geschikte digitale middelen selecteren om zoekopdrachten in digitale omgevingen te creëren, uit te voeren en bij te werken, en in staat zijn om onderscheid te maken tussen relevante en irrelevante informatie en inhoud.</w:t>
             </w:r>
           </w:p>
         </w:tc>
@@ -163,7 +198,7 @@
                 <w:color w:val="000000"/>
                 <w:sz w:val="18"/>
               </w:rPr>
-              <w:t>1.2 Evalueren van informatie</w:t>
+              <w:t>1.2 Informatie evalueren</w:t>
             </w:r>
           </w:p>
         </w:tc>
@@ -180,7 +215,7 @@
                 <w:color w:val="000000"/>
                 <w:sz w:val="18"/>
               </w:rPr>
-              <w:t>Het beoordelen en vergelijken van de geloofwaardigheid en betrouwbaarheid van bronnen van informatie en content in digitale omgevingen. Het interpreteren en kritisch beoordelen van informatie en content in digitale omgevingen en de processen die worden gebruikt om deze te genereren.</w:t>
+              <w:t>De geloofwaardigheid en betrouwbaarheid van informatiebronnen en inhoud in digitale omgevingen beoordelen en vergelijken. Informatie en inhoud in digitale omgevingen, en de processen die worden gebruikt om deze te genereren, interpreteren en kritisch evalueren.</w:t>
             </w:r>
           </w:p>
         </w:tc>
@@ -206,7 +241,7 @@
                 <w:color w:val="000000"/>
                 <w:sz w:val="18"/>
               </w:rPr>
-              <w:t>1.3 Beheren van informatie</w:t>
+              <w:t>1.3 Informatie beheren</w:t>
             </w:r>
           </w:p>
         </w:tc>
@@ -223,7 +258,7 @@
                 <w:color w:val="000000"/>
                 <w:sz w:val="18"/>
               </w:rPr>
-              <w:t>Het ordenen, opslaan en opvragen van informatie en data in digitale omgevingen. Het verzamelen, verwerken en analyseren van informatie en data in gestructureerde digitale omgevingen.</w:t>
+              <w:t>Het organiseren, opslaan en ophalen van informatie en gegevens in digitale omgevingen. Het verzamelen, verwerken en analyseren van informatie en gegevens in gestructureerde digitale omgevingen.</w:t>
             </w:r>
           </w:p>
         </w:tc>
@@ -234,7 +269,42 @@
             <w:tcW w:type="dxa" w:w="3627"/>
             <w:vMerge w:val="restart"/>
           </w:tcPr>
-          <w:p/>
+          <w:p>
+            <w:r>
+              <w:drawing>
+                <wp:inline xmlns:a="http://schemas.openxmlformats.org/drawingml/2006/main" xmlns:pic="http://schemas.openxmlformats.org/drawingml/2006/picture">
+                  <wp:extent cx="540000" cy="528692"/>
+                  <wp:docPr id="2" name="Picture 2"/>
+                  <wp:cNvGraphicFramePr>
+                    <a:graphicFrameLocks noChangeAspect="1"/>
+                  </wp:cNvGraphicFramePr>
+                  <a:graphic>
+                    <a:graphicData uri="http://schemas.openxmlformats.org/drawingml/2006/picture">
+                      <pic:pic>
+                        <pic:nvPicPr>
+                          <pic:cNvPr id="0" name="DC3_small_c2.png"/>
+                          <pic:cNvPicPr/>
+                        </pic:nvPicPr>
+                        <pic:blipFill>
+                          <a:blip r:embed="rId10"/>
+                          <a:stretch>
+                            <a:fillRect/>
+                          </a:stretch>
+                        </pic:blipFill>
+                        <pic:spPr>
+                          <a:xfrm>
+                            <a:off x="0" y="0"/>
+                            <a:ext cx="540000" cy="528692"/>
+                          </a:xfrm>
+                          <a:prstGeom prst="rect"/>
+                        </pic:spPr>
+                      </pic:pic>
+                    </a:graphicData>
+                  </a:graphic>
+                </wp:inline>
+              </w:drawing>
+            </w:r>
+          </w:p>
           <w:p>
             <w:r>
               <w:rPr>
@@ -256,7 +326,7 @@
                 <w:color w:val="000000"/>
                 <w:sz w:val="16"/>
               </w:rPr>
-              <w:t>De interactie aangaan met anderen, delen, communiceren en samenwerken in digitale omgevingen, met aandacht voor culturele, generationele en andersoortige diversiteit en de kenmerken en beperkingen van digitale technologie. Het participeren in de samenleving via digitale technologie. Het opeisen van rechten en het maken van keuzes in digitale omgevingen. Het beheren van de eigen digitale aanwezigheid, identiteit en reputatie.</w:t>
+              <w:t>Interacteren, delen, communiceren en samenwerken in digitale omgevingen, met aandacht voor culturele, generationele en andere diversiteit en de kenmerken en beperkingen van digitale technologieën. Participeren in de samenleving via digitale technologieën. Je rechten opeisen en keuzes maken in digitale omgevingen. Het beheren van je digitale aanwezigheid, identiteit en reputatie.</w:t>
             </w:r>
           </w:p>
         </w:tc>
@@ -273,7 +343,7 @@
                 <w:color w:val="000000"/>
                 <w:sz w:val="18"/>
               </w:rPr>
-              <w:t>2.1 Interactie via en met digitale technologie</w:t>
+              <w:t>2.1 Interacteren via en met digitale technologieën</w:t>
             </w:r>
           </w:p>
         </w:tc>
@@ -290,7 +360,7 @@
                 <w:color w:val="000000"/>
                 <w:sz w:val="18"/>
               </w:rPr>
-              <w:t>Interacteren via en met een verscheidenheid aan digitale technologieën, en passende digitale communicatietools gebruiken voor een bepaalde context.</w:t>
+              <w:t>Interacteren via en met een verscheidenheid aan digitale technologieën, en passende digitale communicatie gebruiken voor een gegeven context.</w:t>
             </w:r>
           </w:p>
         </w:tc>
@@ -316,7 +386,7 @@
                 <w:color w:val="000000"/>
                 <w:sz w:val="18"/>
               </w:rPr>
-              <w:t>2.2 Delen via digitale technologie</w:t>
+              <w:t>2.2 Delen via digitale technologieën</w:t>
             </w:r>
           </w:p>
         </w:tc>
@@ -333,7 +403,7 @@
                 <w:color w:val="000000"/>
                 <w:sz w:val="18"/>
               </w:rPr>
-              <w:t>Het delen van informatie en content met anderen op een ethische en verantwoorde manier met behulp van geschikte digitale technologie.</w:t>
+              <w:t>Informatie en inhoud op een ethische en verantwoorde manier delen met anderen via passende digitale technologieën.</w:t>
             </w:r>
           </w:p>
         </w:tc>
@@ -359,7 +429,7 @@
                 <w:color w:val="000000"/>
                 <w:sz w:val="18"/>
               </w:rPr>
-              <w:t>2.3 Actief burgerschap met behulp van digitale technologie</w:t>
+              <w:t>2.3 Betrokkenheid bij burgerschap via digitale technologieën</w:t>
             </w:r>
           </w:p>
         </w:tc>
@@ -376,7 +446,7 @@
                 <w:color w:val="000000"/>
                 <w:sz w:val="18"/>
               </w:rPr>
-              <w:t>Het deelnemen aan de samenleving door middel van het ethisch en verantwoord gebruik van digitale platforms en diensten. Het zoeken naar mogelijkheden tot het vergroten van zelfredzaamheid en participatie met behulp van daarvoor geschikte digitale technologie. Het bewust zijn van rechten en deze opeisen en het maken van keuzes in digitale omgevingen.</w:t>
+              <w:t>Deelnemen aan de samenleving door het ethisch en verantwoord gebruik van digitale platforms en diensten. Mogelijkheden zoeken voor zelfontplooiing en participatie via passende digitale technologieën. Je bewust zijn van je rechten en deze opeisen, en keuzes maken in digitale omgevingen.</w:t>
             </w:r>
           </w:p>
         </w:tc>
@@ -402,7 +472,7 @@
                 <w:color w:val="000000"/>
                 <w:sz w:val="18"/>
               </w:rPr>
-              <w:t>2.4 Samenwerken met behulp van digitale technologie</w:t>
+              <w:t>2.4 Samenwerken via digitale technologieën</w:t>
             </w:r>
           </w:p>
         </w:tc>
@@ -419,7 +489,7 @@
                 <w:color w:val="000000"/>
                 <w:sz w:val="18"/>
               </w:rPr>
-              <w:t>Het ethisch en verantwoord gebruiken van digitale technologie voor samenwerkingsdoeleinden en voor co-constructie en co-creatie van informatie, bronnen en kennis.</w:t>
+              <w:t>Digitale technologieën ethisch en verantwoord gebruiken voor samenwerking, en voor de gezamenlijke opbouw en creatie van informatie, bronnen en kennis.</w:t>
             </w:r>
           </w:p>
         </w:tc>
@@ -462,7 +532,7 @@
                 <w:color w:val="000000"/>
                 <w:sz w:val="18"/>
               </w:rPr>
-              <w:t>Het bewust zijn van gedragsnormen en weten hoe men zich respectvol moet gedragen bij het gebruik van digitale technologie en interactie in digitale omgevingen. Het aanpassen van communicatie aan specifieke contexten en bewust zijn en respecteren van culturele, generationele en andersoortige diversiteit in digitale omgevingen.</w:t>
+              <w:t>Je bewust zijn van gedragsnormen en weten hoe je je respectvol moet gedragen bij het gebruik van digitale technologieën en interactie in digitale omgevingen. Communicatie aanpassen aan specifieke contexten en aandacht hebben voor culturele, generationele en andere diversiteit in digitale omgevingen.</w:t>
             </w:r>
           </w:p>
         </w:tc>
@@ -488,7 +558,7 @@
                 <w:color w:val="000000"/>
                 <w:sz w:val="18"/>
               </w:rPr>
-              <w:t>2.6 Beheren van de eigen digitale identiteit</w:t>
+              <w:t>2.6 Digitale identiteit beheren</w:t>
             </w:r>
           </w:p>
         </w:tc>
@@ -505,7 +575,7 @@
                 <w:color w:val="000000"/>
                 <w:sz w:val="18"/>
               </w:rPr>
-              <w:t>Het beheren van één of meerdere digitale identiteiten. Het ondernemen van acties om de eigen digitale reputatie te beschermen (hoe iemand wordt waargenomen op basis van online aanwezigheid) en het beheren van de eigen digitale voetafdruk (de data die worden geproduceerd door het gebruik van digitale platforms en diensten).</w:t>
+              <w:t>Het beheren van één of meerdere digitale identiteiten. Acties ondernemen om je digitale reputatie te beschermen (hoe je wordt waargenomen op basis van online aanwezigheid) en je digitale voetafdruk beheren (de gegevens die worden geproduceerd door het gebruik van digitale platforms en diensten).</w:t>
             </w:r>
           </w:p>
         </w:tc>
@@ -516,7 +586,42 @@
             <w:tcW w:type="dxa" w:w="3627"/>
             <w:vMerge w:val="restart"/>
           </w:tcPr>
-          <w:p/>
+          <w:p>
+            <w:r>
+              <w:drawing>
+                <wp:inline xmlns:a="http://schemas.openxmlformats.org/drawingml/2006/main" xmlns:pic="http://schemas.openxmlformats.org/drawingml/2006/picture">
+                  <wp:extent cx="540000" cy="528750"/>
+                  <wp:docPr id="3" name="Picture 3"/>
+                  <wp:cNvGraphicFramePr>
+                    <a:graphicFrameLocks noChangeAspect="1"/>
+                  </wp:cNvGraphicFramePr>
+                  <a:graphic>
+                    <a:graphicData uri="http://schemas.openxmlformats.org/drawingml/2006/picture">
+                      <pic:pic>
+                        <pic:nvPicPr>
+                          <pic:cNvPr id="0" name="DC3_small_c3.png"/>
+                          <pic:cNvPicPr/>
+                        </pic:nvPicPr>
+                        <pic:blipFill>
+                          <a:blip r:embed="rId11"/>
+                          <a:stretch>
+                            <a:fillRect/>
+                          </a:stretch>
+                        </pic:blipFill>
+                        <pic:spPr>
+                          <a:xfrm>
+                            <a:off x="0" y="0"/>
+                            <a:ext cx="540000" cy="528750"/>
+                          </a:xfrm>
+                          <a:prstGeom prst="rect"/>
+                        </pic:spPr>
+                      </pic:pic>
+                    </a:graphicData>
+                  </a:graphic>
+                </wp:inline>
+              </w:drawing>
+            </w:r>
+          </w:p>
           <w:p>
             <w:r>
               <w:rPr>
@@ -538,7 +643,7 @@
                 <w:color w:val="000000"/>
                 <w:sz w:val="16"/>
               </w:rPr>
-              <w:t>Het creëren en bewerken van digitale content. Het verbeteren en integreren van informatie en content in bestaande kennis, met begrip van hoe auteursrecht en licenties moeten worden toegepast. Het hanteren van een ethische en verantwoorde aanpak bij het creëren, verbeteren en integreren van digitale content. Weten hoe computational thinking en programmeertechnieken moeten worden toegepast om instructies te geven aan een computersysteem.</w:t>
+              <w:t>Het creëren en bewerken van digitale inhoud. Het verbeteren en integreren van informatie en inhoud in een bestaand geheel van kennis, met begrip van hoe auteursrecht en licenties moeten worden toegepast. Een ethische en verantwoordelijke aanpak hanteren bij het creëren, verbeteren en integreren van digitale inhoud. Weten hoe computational thinking en programmeertechnieken moeten worden toegepast om instructies te geven aan een computersysteem.</w:t>
             </w:r>
           </w:p>
         </w:tc>
@@ -555,7 +660,7 @@
                 <w:color w:val="000000"/>
                 <w:sz w:val="18"/>
               </w:rPr>
-              <w:t>3.1 Ontwikkelen van digitale content</w:t>
+              <w:t>3.1 Digitale inhoud ontwikkelen</w:t>
             </w:r>
           </w:p>
         </w:tc>
@@ -572,7 +677,7 @@
                 <w:color w:val="000000"/>
                 <w:sz w:val="18"/>
               </w:rPr>
-              <w:t>Het ethisch en verantwoord gebruiken van digitale technologie om een verscheidenheid aan content te creëren en te bewerken. Het zichzelf uitdrukken met behulp van digitale middelen.</w:t>
+              <w:t>Digitale technologieën op een ethische en verantwoorde manier gebruiken om uiteenlopende inhoud te creëren en te bewerken. Jezelf uitdrukken via digitale middelen.</w:t>
             </w:r>
           </w:p>
         </w:tc>
@@ -598,7 +703,7 @@
                 <w:color w:val="000000"/>
                 <w:sz w:val="18"/>
               </w:rPr>
-              <w:t>3.2 Digitale content integreren en bewerken</w:t>
+              <w:t>3.2 Integreren en herwerken van digitale inhoud</w:t>
             </w:r>
           </w:p>
         </w:tc>
@@ -615,7 +720,7 @@
                 <w:color w:val="000000"/>
                 <w:sz w:val="18"/>
               </w:rPr>
-              <w:t>Het wijzigen, verfijnen en integreren van nieuwe informatie en content in bestaande kennis en bronnen om nieuwe en originele content en kennis te creëren.</w:t>
+              <w:t>Nieuwe informatie en inhoud aanpassen, verfijnen en integreren in bestaande kennis en bronnen om nieuwe en originele inhoud en kennis te creëren.</w:t>
             </w:r>
           </w:p>
         </w:tc>
@@ -658,7 +763,7 @@
                 <w:color w:val="000000"/>
                 <w:sz w:val="18"/>
               </w:rPr>
-              <w:t>Het begrijpen hoe auteursrecht en licenties, evenals bijbehorende juridische en ethische kwesties, van toepassing zijn op digitale content, en hoe deze correct moeten worden toegepast.</w:t>
+              <w:t>Begrijpen hoe auteursrecht en licenties, evenals de bijbehorende juridische en ethische kwesties, van toepassing zijn op digitale inhoud, en hoe deze correct moeten worden toegepast.</w:t>
             </w:r>
           </w:p>
         </w:tc>
@@ -701,7 +806,7 @@
                 <w:color w:val="000000"/>
                 <w:sz w:val="18"/>
               </w:rPr>
-              <w:t>Het begrijpen en uitvoeren van stappen om een probleem te analyseren, deelproblemen te herkennen en een reeks instructies voor een computersysteem te plannen en te ontwikkelen om een bepaald probleem op te lossen of een specifieke taak uit te voeren.</w:t>
+              <w:t>Stappen begrijpen en uitvoeren om een probleem te analyseren, deelproblemen te herkennen en een reeks instructies te plannen en te ontwikkelen voor een computersysteem om een bepaald probleem op te lossen of een specifieke taak uit te voeren.</w:t>
             </w:r>
           </w:p>
         </w:tc>
@@ -712,7 +817,42 @@
             <w:tcW w:type="dxa" w:w="3627"/>
             <w:vMerge w:val="restart"/>
           </w:tcPr>
-          <w:p/>
+          <w:p>
+            <w:r>
+              <w:drawing>
+                <wp:inline xmlns:a="http://schemas.openxmlformats.org/drawingml/2006/main" xmlns:pic="http://schemas.openxmlformats.org/drawingml/2006/picture">
+                  <wp:extent cx="540000" cy="518400"/>
+                  <wp:docPr id="4" name="Picture 4"/>
+                  <wp:cNvGraphicFramePr>
+                    <a:graphicFrameLocks noChangeAspect="1"/>
+                  </wp:cNvGraphicFramePr>
+                  <a:graphic>
+                    <a:graphicData uri="http://schemas.openxmlformats.org/drawingml/2006/picture">
+                      <pic:pic>
+                        <pic:nvPicPr>
+                          <pic:cNvPr id="0" name="DC3_small_c4.png"/>
+                          <pic:cNvPicPr/>
+                        </pic:nvPicPr>
+                        <pic:blipFill>
+                          <a:blip r:embed="rId12"/>
+                          <a:stretch>
+                            <a:fillRect/>
+                          </a:stretch>
+                        </pic:blipFill>
+                        <pic:spPr>
+                          <a:xfrm>
+                            <a:off x="0" y="0"/>
+                            <a:ext cx="540000" cy="518400"/>
+                          </a:xfrm>
+                          <a:prstGeom prst="rect"/>
+                        </pic:spPr>
+                      </pic:pic>
+                    </a:graphicData>
+                  </a:graphic>
+                </wp:inline>
+              </w:drawing>
+            </w:r>
+          </w:p>
           <w:p>
             <w:r>
               <w:rPr>
@@ -734,7 +874,7 @@
                 <w:color w:val="000000"/>
                 <w:sz w:val="16"/>
               </w:rPr>
-              <w:t>Het beveiligen van apparaten, content, persoonlijke gegevens en privacy in digitale omgevingen. Het bevorderen van het fysieke, mentale en sociale welzijn van jezelf en anderen, en het zich bewust zijn van de voordelen en risico's van digitale technologie voor welzijn en sociale inclusie. Het zich bewust zijn van het milieueffect van digitale technologie en het gebruik ervan, het ondernemen van actie om dit effect te beperken en het gebruiken van digitale technologie om duurzaamheid te ondersteunen.</w:t>
+              <w:t>Het beschermen van apparaten, inhoud, persoonsgegevens en privacy in digitale omgevingen. Het ondersteunen van het fysieke, mentale en sociale welzijn van jezelf en anderen, en je bewust zijn van de voordelen en risico's van digitale technologieën voor welzijn en sociale inclusie. Je bewust zijn van de milieueffecten van digitale technologieën en het gebruik ervan, actie ondernemen om deze impact te beperken en digitale technologieën gebruiken om duurzaamheid te ondersteunen.</w:t>
             </w:r>
           </w:p>
         </w:tc>
@@ -751,7 +891,7 @@
                 <w:color w:val="000000"/>
                 <w:sz w:val="18"/>
               </w:rPr>
-              <w:t>4.1 Beveiligen van apparaten</w:t>
+              <w:t>4.1 Apparaten beschermen</w:t>
             </w:r>
           </w:p>
         </w:tc>
@@ -768,7 +908,7 @@
                 <w:color w:val="000000"/>
                 <w:sz w:val="18"/>
               </w:rPr>
-              <w:t>Het toepassen van veiligheids- en cybersecuritymaatregelen om digitale apparaten en content te beveiligen. Het zich bewust zijn van de veranderende aard van risico's en bedreigingen in digitale omgevingen, en het besteden van voldoende aandacht aan de beveiliging van digitale apparaten en hun inhoud.</w:t>
+              <w:t>Veiligheids- en cybersecuritymaatregelen toepassen om digitale apparaten en inhoud te beschermen. Je bewust zijn van de veranderende aard van risico's en bedreigingen in digitale omgevingen, en gepaste aandacht hebben voor de beveiliging van digitale apparaten en hun inhoud.</w:t>
             </w:r>
           </w:p>
         </w:tc>
@@ -794,7 +934,7 @@
                 <w:color w:val="000000"/>
                 <w:sz w:val="18"/>
               </w:rPr>
-              <w:t>4.2 Beschermen van persoonlijke gegevens en privacy</w:t>
+              <w:t>4.2 Persoonsgegevens en privacy beschermen</w:t>
             </w:r>
           </w:p>
         </w:tc>
@@ -811,7 +951,7 @@
                 <w:color w:val="000000"/>
                 <w:sz w:val="18"/>
               </w:rPr>
-              <w:t>Het zich bewust zijn van en uitoefenen van rechten met betrekking tot persoonlijke gegevens en privacy in digitale omgevingen. Het beoordelen en beheren van privacyrisico's en het beschermen van persoonlijke gegevens en privacy in digitale omgevingen. Het veilig, ethisch en verantwoord gebruik en delen van de eigen en andermans persoonlijke gegevens.</w:t>
+              <w:t>Je bewust zijn van je rechten met betrekking tot persoonsgegevens en privacy in digitale omgevingen en deze uitoefenen. Privacyrisico's evalueren en beheren en persoonsgegevens en privacy in digitale omgevingen beschermen. Je eigen persoonsgegevens en die van anderen op een veilige, ethische en verantwoorde manier gebruiken en delen.</w:t>
             </w:r>
           </w:p>
         </w:tc>
@@ -837,7 +977,7 @@
                 <w:color w:val="000000"/>
                 <w:sz w:val="18"/>
               </w:rPr>
-              <w:t>4.3 Het bevorderen van welzijn</w:t>
+              <w:t>4.3 Welzijn ondersteunen</w:t>
             </w:r>
           </w:p>
         </w:tc>
@@ -854,7 +994,7 @@
                 <w:color w:val="000000"/>
                 <w:sz w:val="18"/>
               </w:rPr>
-              <w:t>Het gebruiken van digitale technologie gebruiken op manieren die welzijn en inclusie bevorderen. Het beperken van risico's en bedreigingen voor het fysieke, mentale en sociale welzijn van zichzelf en anderen bij het gebruik van digitale technologie. Het gebruik van digitale technologie afwegen tegen offline activiteiten om welzijn te bevorderen. Het ondernemen van actie om zichzelf en anderen te beschermen tegen mogelijke gevaren in digitale omgevingen (bijv. cyberpesten, schadelijke content), en weten hoe op dergelijke gevaren te reageren.</w:t>
+              <w:t>Digitale technologieën gebruiken op manieren die welzijn en inclusie ondersteunen. Risico's en bedreigingen voor het fysieke, mentale en sociale welzijn van jezelf en anderen minimaliseren bij het gebruik van digitale technologieën. Het gebruik van digitale technologieën in evenwicht brengen met offline activiteiten om welzijn te ondersteunen. Actie ondernemen om jezelf en anderen te beschermen tegen mogelijke gevaren in digitale omgevingen (bijv. cyberpesten, schadelijke inhoud), en weten hoe op dergelijke gevaren te reageren.</w:t>
             </w:r>
           </w:p>
         </w:tc>
@@ -880,7 +1020,7 @@
                 <w:color w:val="000000"/>
                 <w:sz w:val="18"/>
               </w:rPr>
-              <w:t>4.4 Milieueffecten van digitale technologie</w:t>
+              <w:t>4.4 Milieueffecten van digitale technologieën</w:t>
             </w:r>
           </w:p>
         </w:tc>
@@ -897,7 +1037,7 @@
                 <w:color w:val="000000"/>
                 <w:sz w:val="18"/>
               </w:rPr>
-              <w:t>Het zich bewust zijn van het milieueffect van digitale technologie, waaronder de productie van apparaten, het gebruik, de reparatie, recycling, weggooien, infrastructuur voor dataopslag, energieverbruik en het gebruik van tools en applicaties. Het ondernemen van actie om dit effect te beperken en het gebruiken van digitale technologie om duurzaamheid te ondersteunen.</w:t>
+              <w:t>Je bewust zijn van de milieueffecten van digitale technologieën, waaronder de productie van apparaten, het gebruik, de reparatie, recycling, verwijdering, infrastructuur voor gegevensopslag, energieverbruik en het gebruik van middelen en applicaties. Actie ondernemen om deze impact te beperken en digitale technologieën gebruiken om duurzaamheid te ondersteunen.</w:t>
             </w:r>
           </w:p>
         </w:tc>
@@ -908,7 +1048,42 @@
             <w:tcW w:type="dxa" w:w="3627"/>
             <w:vMerge w:val="restart"/>
           </w:tcPr>
-          <w:p/>
+          <w:p>
+            <w:r>
+              <w:drawing>
+                <wp:inline xmlns:a="http://schemas.openxmlformats.org/drawingml/2006/main" xmlns:pic="http://schemas.openxmlformats.org/drawingml/2006/picture">
+                  <wp:extent cx="540000" cy="521100"/>
+                  <wp:docPr id="5" name="Picture 5"/>
+                  <wp:cNvGraphicFramePr>
+                    <a:graphicFrameLocks noChangeAspect="1"/>
+                  </wp:cNvGraphicFramePr>
+                  <a:graphic>
+                    <a:graphicData uri="http://schemas.openxmlformats.org/drawingml/2006/picture">
+                      <pic:pic>
+                        <pic:nvPicPr>
+                          <pic:cNvPr id="0" name="DC3_small_c5.png"/>
+                          <pic:cNvPicPr/>
+                        </pic:nvPicPr>
+                        <pic:blipFill>
+                          <a:blip r:embed="rId13"/>
+                          <a:stretch>
+                            <a:fillRect/>
+                          </a:stretch>
+                        </pic:blipFill>
+                        <pic:spPr>
+                          <a:xfrm>
+                            <a:off x="0" y="0"/>
+                            <a:ext cx="540000" cy="521100"/>
+                          </a:xfrm>
+                          <a:prstGeom prst="rect"/>
+                        </pic:spPr>
+                      </pic:pic>
+                    </a:graphicData>
+                  </a:graphic>
+                </wp:inline>
+              </w:drawing>
+            </w:r>
+          </w:p>
           <w:p>
             <w:r>
               <w:rPr>
@@ -918,7 +1093,7 @@
                 <w:color w:val="E26B67"/>
                 <w:sz w:val="18"/>
               </w:rPr>
-              <w:t>5. HERKENNEN EN OPLOSSEN VAN PROBLEMEN</w:t>
+              <w:t>5. PROBLEEMIDENTIFICATIE EN -OPLOSSING</w:t>
             </w:r>
           </w:p>
           <w:p>
@@ -930,7 +1105,7 @@
                 <w:color w:val="000000"/>
                 <w:sz w:val="16"/>
               </w:rPr>
-              <w:t>Het herkennen en beoordelen van behoeften, en het gebruiken van digitale technologie en het aanpassen van digitale omgevingen om aan deze behoeften te voldoen. Het herkennen en oplossen van technische en conceptuele problemen en probleemsituaties in digitale omgevingen. Het gebruiken van digitale technologie om verbeteringen aan te brengen in, of nieuwe oplossingen te vinden voor processen en producten. Het opbouwen van competenties om zelfstandig te functioneren in digitale omgevingen. Het op de hoogte blijven van technologische ontwikkelingen en de implicaties daarvan.</w:t>
+              <w:t>Behoeften identificeren en beoordelen, en digitale technologieën gebruiken en digitale omgevingen aanpassen om aan deze behoeften te voldoen. Technische en conceptuele problemen en probleemsituaties in digitale omgevingen identificeren en oplossen. Digitale technologieën gebruiken om verbeteringen aan te brengen in, of nieuwe oplossingen te vinden voor, processen en producten. Bekwaamheden opbouwen om autonoom te functioneren in digitale omgevingen. Op de hoogte blijven van digitale technologische ontwikkelingen en de gevolgen daarvan.</w:t>
             </w:r>
           </w:p>
         </w:tc>
@@ -947,7 +1122,7 @@
                 <w:color w:val="000000"/>
                 <w:sz w:val="18"/>
               </w:rPr>
-              <w:t>5.1 Herkennen en oplossen van technische problemen</w:t>
+              <w:t>5.1 Technische problemen identificeren en oplossen</w:t>
             </w:r>
           </w:p>
         </w:tc>
@@ -964,7 +1139,7 @@
                 <w:color w:val="000000"/>
                 <w:sz w:val="18"/>
               </w:rPr>
-              <w:t>Het herkennen van technische problemen bij de bediening van digitale apparaten en in digitale omgevingen en het oplossen ervan middels verschillende manieren.</w:t>
+              <w:t>Technische problemen identificeren bij het bedienen van digitale apparaten en in digitale omgevingen, en deze op verschillende manieren oplossen.</w:t>
             </w:r>
           </w:p>
         </w:tc>
@@ -990,7 +1165,7 @@
                 <w:color w:val="000000"/>
                 <w:sz w:val="18"/>
               </w:rPr>
-              <w:t>5.2 Herkennen van behoeften en technologische oplossingen</w:t>
+              <w:t>5.2 Behoeften en digitale technologische antwoorden identificeren</w:t>
             </w:r>
           </w:p>
         </w:tc>
@@ -1007,7 +1182,7 @@
                 <w:color w:val="000000"/>
                 <w:sz w:val="18"/>
               </w:rPr>
-              <w:t>Het beoordelen van eigen en andermans behoeften en het beoordelen, selecteren en gebruiken van digitale technologie om aan deze behoeften te voldoen. Het aanpassen en personaliseren van digitale omgevingen aan de context, doelen en behoeften (bijv. toegankelijkheid) van zichzelf en anderen.</w:t>
+              <w:t>Behoeften van jezelf en anderen beoordelen en digitale technologieën evalueren, selecteren, gebruiken en aanpassen om aan deze behoeften te voldoen. Digitale omgevingen aanpassen en personaliseren aan de context, doelen en behoeften (bijv. toegankelijkheid) van jezelf en anderen.</w:t>
             </w:r>
           </w:p>
         </w:tc>
@@ -1033,7 +1208,7 @@
                 <w:color w:val="000000"/>
                 <w:sz w:val="18"/>
               </w:rPr>
-              <w:t>5.3 Herkennen van creatieve oplossingen met behulp van digitale technologie</w:t>
+              <w:t>5.3 Creatieve oplossingen identificeren met behulp van digitale technologieën</w:t>
             </w:r>
           </w:p>
         </w:tc>
@@ -1050,7 +1225,7 @@
                 <w:color w:val="000000"/>
                 <w:sz w:val="18"/>
               </w:rPr>
-              <w:t>Het gebruiken van digitale technologie om verbeteringen aan te brengen in of nieuwe oplossingen te vinden voor processen en producten, vanuit een mensgerichte benadering. Het individueel en collectief deelnemen aan kritische denkprocessen en het creatief en doelgericht gebruiken van digitale technologie om conceptuele problemen en probleemsituaties te begrijpen en op te lossen.</w:t>
+              <w:t>Digitale technologieën gebruiken om verbeteringen aan te brengen in of nieuwe oplossingen te vinden voor processen en producten, vanuit een mensgerichte benadering. Individueel en collectief deelnemen aan kritische denkprocessen en het creatief en doelgericht gebruik van digitale technologieën, om conceptuele problemen en probleemsituaties te begrijpen en op te lossen.</w:t>
             </w:r>
           </w:p>
         </w:tc>
@@ -1076,7 +1251,7 @@
                 <w:color w:val="000000"/>
                 <w:sz w:val="18"/>
               </w:rPr>
-              <w:t>5.4 Herkennen en aanpakken van behoeften op het gebied van digitale competentie</w:t>
+              <w:t>5.4 Behoeften aan digitale competenties identificeren en aanpakken</w:t>
             </w:r>
           </w:p>
         </w:tc>
@@ -1093,7 +1268,7 @@
                 <w:color w:val="000000"/>
                 <w:sz w:val="18"/>
               </w:rPr>
-              <w:t>Het erkennen op welk vlak de eigen digitale competentie verbeterd of geactualiseerd moet worden. Het aanpakken van digitale competentiebehoeften binnen een breder proces van een leven lang leren en het opbouwen van bekwaamheid en autonomie. Het ondersteunen van anderen bij de ontwikkeling van hun digitale competentie. Het op de hoogte blijven van digitale technologische ontwikkelingen en de persoonlijke, professionele en maatschappelijke implicaties daarvan.</w:t>
+              <w:t>Herkennen waar de eigen digitale competentie verbeterd of geactualiseerd moet worden. Behoeften aan digitale competenties aanpakken binnen een breder proces van een leven lang leren, en bekwaamheid en autonomie opbouwen. Anderen ondersteunen bij de ontwikkeling van hun digitale competenties. Op de hoogte blijven van digitale technologische ontwikkelingen en de persoonlijke, professionele en maatschappelijke gevolgen daarvan.</w:t>
             </w:r>
           </w:p>
         </w:tc>

--- a/output/DigComp3_table2_nl.docx
+++ b/output/DigComp3_table2_nl.docx
@@ -34,7 +34,7 @@
                 <w:b/>
                 <w:i w:val="0"/>
                 <w:color w:val="2F5597"/>
-                <w:sz w:val="18"/>
+                <w:sz w:val="22"/>
               </w:rPr>
               <w:t>GEBIED</w:t>
             </w:r>
@@ -51,7 +51,7 @@
                 <w:b/>
                 <w:i w:val="0"/>
                 <w:color w:val="2F5597"/>
-                <w:sz w:val="18"/>
+                <w:sz w:val="22"/>
               </w:rPr>
               <w:t>TITEL</w:t>
             </w:r>
@@ -68,7 +68,7 @@
                 <w:b/>
                 <w:i w:val="0"/>
                 <w:color w:val="2F5597"/>
-                <w:sz w:val="18"/>
+                <w:sz w:val="22"/>
               </w:rPr>
               <w:t>BESCHRIJVING</w:t>
             </w:r>
@@ -124,7 +124,7 @@
                 <w:b/>
                 <w:i w:val="0"/>
                 <w:color w:val="FFC000"/>
-                <w:sz w:val="18"/>
+                <w:sz w:val="22"/>
               </w:rPr>
               <w:t>1. INFORMATIE ZOEKEN, EVALUEREN EN BEHEREN</w:t>
             </w:r>
@@ -136,7 +136,7 @@
                 <w:b w:val="0"/>
                 <w:i w:val="0"/>
                 <w:color w:val="000000"/>
-                <w:sz w:val="16"/>
+                <w:sz w:val="22"/>
               </w:rPr>
               <w:t>Het formuleren van informatiebehoeften en het zoeken naar, vinden en ophalen van digitale informatie en inhoud. Het beoordelen van de relevantie van de bron en de inhoud ervan in digitale omgevingen. Het kritisch evalueren van digitale bronnen, inhoud en de processen die worden gebruikt om deze te genereren. Het opslaan, beheren, organiseren en analyseren van digitale informatie en gegevens.</w:t>
             </w:r>
@@ -153,7 +153,7 @@
                 <w:b/>
                 <w:i w:val="0"/>
                 <w:color w:val="000000"/>
-                <w:sz w:val="18"/>
+                <w:sz w:val="22"/>
               </w:rPr>
               <w:t>1.1 Browsen, zoeken en filteren van informatie</w:t>
             </w:r>
@@ -170,7 +170,7 @@
                 <w:b w:val="0"/>
                 <w:i w:val="0"/>
                 <w:color w:val="000000"/>
-                <w:sz w:val="18"/>
+                <w:sz w:val="22"/>
               </w:rPr>
               <w:t>Het formuleren van informatiebehoeften, weten hoe en waar te zoeken naar informatie en inhoud in digitale omgevingen, en hiertoe toegang verkrijgen en ertussen navigeren. Geschikte digitale middelen selecteren om zoekopdrachten in digitale omgevingen te creëren, uit te voeren en bij te werken, en in staat zijn om onderscheid te maken tussen relevante en irrelevante informatie en inhoud.</w:t>
             </w:r>
@@ -196,7 +196,7 @@
                 <w:b/>
                 <w:i w:val="0"/>
                 <w:color w:val="000000"/>
-                <w:sz w:val="18"/>
+                <w:sz w:val="22"/>
               </w:rPr>
               <w:t>1.2 Informatie evalueren</w:t>
             </w:r>
@@ -213,7 +213,7 @@
                 <w:b w:val="0"/>
                 <w:i w:val="0"/>
                 <w:color w:val="000000"/>
-                <w:sz w:val="18"/>
+                <w:sz w:val="22"/>
               </w:rPr>
               <w:t>De geloofwaardigheid en betrouwbaarheid van informatiebronnen en inhoud in digitale omgevingen beoordelen en vergelijken. Informatie en inhoud in digitale omgevingen, en de processen die worden gebruikt om deze te genereren, interpreteren en kritisch evalueren.</w:t>
             </w:r>
@@ -239,7 +239,7 @@
                 <w:b/>
                 <w:i w:val="0"/>
                 <w:color w:val="000000"/>
-                <w:sz w:val="18"/>
+                <w:sz w:val="22"/>
               </w:rPr>
               <w:t>1.3 Informatie beheren</w:t>
             </w:r>
@@ -256,7 +256,7 @@
                 <w:b w:val="0"/>
                 <w:i w:val="0"/>
                 <w:color w:val="000000"/>
-                <w:sz w:val="18"/>
+                <w:sz w:val="22"/>
               </w:rPr>
               <w:t>Het organiseren, opslaan en ophalen van informatie en gegevens in digitale omgevingen. Het verzamelen, verwerken en analyseren van informatie en gegevens in gestructureerde digitale omgevingen.</w:t>
             </w:r>
@@ -312,7 +312,7 @@
                 <w:b/>
                 <w:i w:val="0"/>
                 <w:color w:val="2F5597"/>
-                <w:sz w:val="18"/>
+                <w:sz w:val="22"/>
               </w:rPr>
               <w:t>2. COMMUNICATIE EN SAMENWERKING</w:t>
             </w:r>
@@ -324,7 +324,7 @@
                 <w:b w:val="0"/>
                 <w:i w:val="0"/>
                 <w:color w:val="000000"/>
-                <w:sz w:val="16"/>
+                <w:sz w:val="22"/>
               </w:rPr>
               <w:t>Interacteren, delen, communiceren en samenwerken in digitale omgevingen, met aandacht voor culturele, generationele en andere diversiteit en de kenmerken en beperkingen van digitale technologieën. Participeren in de samenleving via digitale technologieën. Je rechten opeisen en keuzes maken in digitale omgevingen. Het beheren van je digitale aanwezigheid, identiteit en reputatie.</w:t>
             </w:r>
@@ -341,7 +341,7 @@
                 <w:b/>
                 <w:i w:val="0"/>
                 <w:color w:val="000000"/>
-                <w:sz w:val="18"/>
+                <w:sz w:val="22"/>
               </w:rPr>
               <w:t>2.1 Interacteren via en met digitale technologieën</w:t>
             </w:r>
@@ -358,7 +358,7 @@
                 <w:b w:val="0"/>
                 <w:i w:val="0"/>
                 <w:color w:val="000000"/>
-                <w:sz w:val="18"/>
+                <w:sz w:val="22"/>
               </w:rPr>
               <w:t>Interacteren via en met een verscheidenheid aan digitale technologieën, en passende digitale communicatie gebruiken voor een gegeven context.</w:t>
             </w:r>
@@ -384,7 +384,7 @@
                 <w:b/>
                 <w:i w:val="0"/>
                 <w:color w:val="000000"/>
-                <w:sz w:val="18"/>
+                <w:sz w:val="22"/>
               </w:rPr>
               <w:t>2.2 Delen via digitale technologieën</w:t>
             </w:r>
@@ -401,7 +401,7 @@
                 <w:b w:val="0"/>
                 <w:i w:val="0"/>
                 <w:color w:val="000000"/>
-                <w:sz w:val="18"/>
+                <w:sz w:val="22"/>
               </w:rPr>
               <w:t>Informatie en inhoud op een ethische en verantwoorde manier delen met anderen via passende digitale technologieën.</w:t>
             </w:r>
@@ -427,7 +427,7 @@
                 <w:b/>
                 <w:i w:val="0"/>
                 <w:color w:val="000000"/>
-                <w:sz w:val="18"/>
+                <w:sz w:val="22"/>
               </w:rPr>
               <w:t>2.3 Betrokkenheid bij burgerschap via digitale technologieën</w:t>
             </w:r>
@@ -444,7 +444,7 @@
                 <w:b w:val="0"/>
                 <w:i w:val="0"/>
                 <w:color w:val="000000"/>
-                <w:sz w:val="18"/>
+                <w:sz w:val="22"/>
               </w:rPr>
               <w:t>Deelnemen aan de samenleving door het ethisch en verantwoord gebruik van digitale platforms en diensten. Mogelijkheden zoeken voor zelfontplooiing en participatie via passende digitale technologieën. Je bewust zijn van je rechten en deze opeisen, en keuzes maken in digitale omgevingen.</w:t>
             </w:r>
@@ -470,7 +470,7 @@
                 <w:b/>
                 <w:i w:val="0"/>
                 <w:color w:val="000000"/>
-                <w:sz w:val="18"/>
+                <w:sz w:val="22"/>
               </w:rPr>
               <w:t>2.4 Samenwerken via digitale technologieën</w:t>
             </w:r>
@@ -487,7 +487,7 @@
                 <w:b w:val="0"/>
                 <w:i w:val="0"/>
                 <w:color w:val="000000"/>
-                <w:sz w:val="18"/>
+                <w:sz w:val="22"/>
               </w:rPr>
               <w:t>Digitale technologieën ethisch en verantwoord gebruiken voor samenwerking, en voor de gezamenlijke opbouw en creatie van informatie, bronnen en kennis.</w:t>
             </w:r>
@@ -513,7 +513,7 @@
                 <w:b/>
                 <w:i w:val="0"/>
                 <w:color w:val="000000"/>
-                <w:sz w:val="18"/>
+                <w:sz w:val="22"/>
               </w:rPr>
               <w:t>2.5 Digitaal gedrag</w:t>
             </w:r>
@@ -530,7 +530,7 @@
                 <w:b w:val="0"/>
                 <w:i w:val="0"/>
                 <w:color w:val="000000"/>
-                <w:sz w:val="18"/>
+                <w:sz w:val="22"/>
               </w:rPr>
               <w:t>Je bewust zijn van gedragsnormen en weten hoe je je respectvol moet gedragen bij het gebruik van digitale technologieën en interactie in digitale omgevingen. Communicatie aanpassen aan specifieke contexten en aandacht hebben voor culturele, generationele en andere diversiteit in digitale omgevingen.</w:t>
             </w:r>
@@ -556,7 +556,7 @@
                 <w:b/>
                 <w:i w:val="0"/>
                 <w:color w:val="000000"/>
-                <w:sz w:val="18"/>
+                <w:sz w:val="22"/>
               </w:rPr>
               <w:t>2.6 Digitale identiteit beheren</w:t>
             </w:r>
@@ -573,7 +573,7 @@
                 <w:b w:val="0"/>
                 <w:i w:val="0"/>
                 <w:color w:val="000000"/>
-                <w:sz w:val="18"/>
+                <w:sz w:val="22"/>
               </w:rPr>
               <w:t>Het beheren van één of meerdere digitale identiteiten. Acties ondernemen om je digitale reputatie te beschermen (hoe je wordt waargenomen op basis van online aanwezigheid) en je digitale voetafdruk beheren (de gegevens die worden geproduceerd door het gebruik van digitale platforms en diensten).</w:t>
             </w:r>
@@ -629,7 +629,7 @@
                 <w:b/>
                 <w:i w:val="0"/>
                 <w:color w:val="ED7D31"/>
-                <w:sz w:val="18"/>
+                <w:sz w:val="22"/>
               </w:rPr>
               <w:t>3. CONTENTCREATIE</w:t>
             </w:r>
@@ -641,7 +641,7 @@
                 <w:b w:val="0"/>
                 <w:i w:val="0"/>
                 <w:color w:val="000000"/>
-                <w:sz w:val="16"/>
+                <w:sz w:val="22"/>
               </w:rPr>
               <w:t>Het creëren en bewerken van digitale inhoud. Het verbeteren en integreren van informatie en inhoud in een bestaand geheel van kennis, met begrip van hoe auteursrecht en licenties moeten worden toegepast. Een ethische en verantwoordelijke aanpak hanteren bij het creëren, verbeteren en integreren van digitale inhoud. Weten hoe computational thinking en programmeertechnieken moeten worden toegepast om instructies te geven aan een computersysteem.</w:t>
             </w:r>
@@ -658,7 +658,7 @@
                 <w:b/>
                 <w:i w:val="0"/>
                 <w:color w:val="000000"/>
-                <w:sz w:val="18"/>
+                <w:sz w:val="22"/>
               </w:rPr>
               <w:t>3.1 Digitale inhoud ontwikkelen</w:t>
             </w:r>
@@ -675,7 +675,7 @@
                 <w:b w:val="0"/>
                 <w:i w:val="0"/>
                 <w:color w:val="000000"/>
-                <w:sz w:val="18"/>
+                <w:sz w:val="22"/>
               </w:rPr>
               <w:t>Digitale technologieën op een ethische en verantwoorde manier gebruiken om uiteenlopende inhoud te creëren en te bewerken. Jezelf uitdrukken via digitale middelen.</w:t>
             </w:r>
@@ -701,7 +701,7 @@
                 <w:b/>
                 <w:i w:val="0"/>
                 <w:color w:val="000000"/>
-                <w:sz w:val="18"/>
+                <w:sz w:val="22"/>
               </w:rPr>
               <w:t>3.2 Integreren en herwerken van digitale inhoud</w:t>
             </w:r>
@@ -718,7 +718,7 @@
                 <w:b w:val="0"/>
                 <w:i w:val="0"/>
                 <w:color w:val="000000"/>
-                <w:sz w:val="18"/>
+                <w:sz w:val="22"/>
               </w:rPr>
               <w:t>Nieuwe informatie en inhoud aanpassen, verfijnen en integreren in bestaande kennis en bronnen om nieuwe en originele inhoud en kennis te creëren.</w:t>
             </w:r>
@@ -744,7 +744,7 @@
                 <w:b/>
                 <w:i w:val="0"/>
                 <w:color w:val="000000"/>
-                <w:sz w:val="18"/>
+                <w:sz w:val="22"/>
               </w:rPr>
               <w:t>3.3 Auteursrecht en licenties</w:t>
             </w:r>
@@ -761,7 +761,7 @@
                 <w:b w:val="0"/>
                 <w:i w:val="0"/>
                 <w:color w:val="000000"/>
-                <w:sz w:val="18"/>
+                <w:sz w:val="22"/>
               </w:rPr>
               <w:t>Begrijpen hoe auteursrecht en licenties, evenals de bijbehorende juridische en ethische kwesties, van toepassing zijn op digitale inhoud, en hoe deze correct moeten worden toegepast.</w:t>
             </w:r>
@@ -787,7 +787,7 @@
                 <w:b/>
                 <w:i w:val="0"/>
                 <w:color w:val="000000"/>
-                <w:sz w:val="18"/>
+                <w:sz w:val="22"/>
               </w:rPr>
               <w:t>3.4 Computational thinking en programmeren</w:t>
             </w:r>
@@ -804,7 +804,7 @@
                 <w:b w:val="0"/>
                 <w:i w:val="0"/>
                 <w:color w:val="000000"/>
-                <w:sz w:val="18"/>
+                <w:sz w:val="22"/>
               </w:rPr>
               <w:t>Stappen begrijpen en uitvoeren om een probleem te analyseren, deelproblemen te herkennen en een reeks instructies te plannen en te ontwikkelen voor een computersysteem om een bepaald probleem op te lossen of een specifieke taak uit te voeren.</w:t>
             </w:r>
@@ -860,7 +860,7 @@
                 <w:b/>
                 <w:i w:val="0"/>
                 <w:color w:val="70AD47"/>
-                <w:sz w:val="18"/>
+                <w:sz w:val="22"/>
               </w:rPr>
               <w:t>4. VEILIGHEID, WELZIJN EN VERANTWOORD GEBRUIK</w:t>
             </w:r>
@@ -872,7 +872,7 @@
                 <w:b w:val="0"/>
                 <w:i w:val="0"/>
                 <w:color w:val="000000"/>
-                <w:sz w:val="16"/>
+                <w:sz w:val="22"/>
               </w:rPr>
               <w:t>Het beschermen van apparaten, inhoud, persoonsgegevens en privacy in digitale omgevingen. Het ondersteunen van het fysieke, mentale en sociale welzijn van jezelf en anderen, en je bewust zijn van de voordelen en risico's van digitale technologieën voor welzijn en sociale inclusie. Je bewust zijn van de milieueffecten van digitale technologieën en het gebruik ervan, actie ondernemen om deze impact te beperken en digitale technologieën gebruiken om duurzaamheid te ondersteunen.</w:t>
             </w:r>
@@ -889,7 +889,7 @@
                 <w:b/>
                 <w:i w:val="0"/>
                 <w:color w:val="000000"/>
-                <w:sz w:val="18"/>
+                <w:sz w:val="22"/>
               </w:rPr>
               <w:t>4.1 Apparaten beschermen</w:t>
             </w:r>
@@ -906,7 +906,7 @@
                 <w:b w:val="0"/>
                 <w:i w:val="0"/>
                 <w:color w:val="000000"/>
-                <w:sz w:val="18"/>
+                <w:sz w:val="22"/>
               </w:rPr>
               <w:t>Veiligheids- en cybersecuritymaatregelen toepassen om digitale apparaten en inhoud te beschermen. Je bewust zijn van de veranderende aard van risico's en bedreigingen in digitale omgevingen, en gepaste aandacht hebben voor de beveiliging van digitale apparaten en hun inhoud.</w:t>
             </w:r>
@@ -932,7 +932,7 @@
                 <w:b/>
                 <w:i w:val="0"/>
                 <w:color w:val="000000"/>
-                <w:sz w:val="18"/>
+                <w:sz w:val="22"/>
               </w:rPr>
               <w:t>4.2 Persoonsgegevens en privacy beschermen</w:t>
             </w:r>
@@ -949,7 +949,7 @@
                 <w:b w:val="0"/>
                 <w:i w:val="0"/>
                 <w:color w:val="000000"/>
-                <w:sz w:val="18"/>
+                <w:sz w:val="22"/>
               </w:rPr>
               <w:t>Je bewust zijn van je rechten met betrekking tot persoonsgegevens en privacy in digitale omgevingen en deze uitoefenen. Privacyrisico's evalueren en beheren en persoonsgegevens en privacy in digitale omgevingen beschermen. Je eigen persoonsgegevens en die van anderen op een veilige, ethische en verantwoorde manier gebruiken en delen.</w:t>
             </w:r>
@@ -975,7 +975,7 @@
                 <w:b/>
                 <w:i w:val="0"/>
                 <w:color w:val="000000"/>
-                <w:sz w:val="18"/>
+                <w:sz w:val="22"/>
               </w:rPr>
               <w:t>4.3 Welzijn ondersteunen</w:t>
             </w:r>
@@ -992,7 +992,7 @@
                 <w:b w:val="0"/>
                 <w:i w:val="0"/>
                 <w:color w:val="000000"/>
-                <w:sz w:val="18"/>
+                <w:sz w:val="22"/>
               </w:rPr>
               <w:t>Digitale technologieën gebruiken op manieren die welzijn en inclusie ondersteunen. Risico's en bedreigingen voor het fysieke, mentale en sociale welzijn van jezelf en anderen minimaliseren bij het gebruik van digitale technologieën. Het gebruik van digitale technologieën in evenwicht brengen met offline activiteiten om welzijn te ondersteunen. Actie ondernemen om jezelf en anderen te beschermen tegen mogelijke gevaren in digitale omgevingen (bijv. cyberpesten, schadelijke inhoud), en weten hoe op dergelijke gevaren te reageren.</w:t>
             </w:r>
@@ -1018,7 +1018,7 @@
                 <w:b/>
                 <w:i w:val="0"/>
                 <w:color w:val="000000"/>
-                <w:sz w:val="18"/>
+                <w:sz w:val="22"/>
               </w:rPr>
               <w:t>4.4 Milieueffecten van digitale technologieën</w:t>
             </w:r>
@@ -1035,7 +1035,7 @@
                 <w:b w:val="0"/>
                 <w:i w:val="0"/>
                 <w:color w:val="000000"/>
-                <w:sz w:val="18"/>
+                <w:sz w:val="22"/>
               </w:rPr>
               <w:t>Je bewust zijn van de milieueffecten van digitale technologieën, waaronder de productie van apparaten, het gebruik, de reparatie, recycling, verwijdering, infrastructuur voor gegevensopslag, energieverbruik en het gebruik van middelen en applicaties. Actie ondernemen om deze impact te beperken en digitale technologieën gebruiken om duurzaamheid te ondersteunen.</w:t>
             </w:r>
@@ -1091,7 +1091,7 @@
                 <w:b/>
                 <w:i w:val="0"/>
                 <w:color w:val="E26B67"/>
-                <w:sz w:val="18"/>
+                <w:sz w:val="22"/>
               </w:rPr>
               <w:t>5. PROBLEEMIDENTIFICATIE EN -OPLOSSING</w:t>
             </w:r>
@@ -1103,7 +1103,7 @@
                 <w:b w:val="0"/>
                 <w:i w:val="0"/>
                 <w:color w:val="000000"/>
-                <w:sz w:val="16"/>
+                <w:sz w:val="22"/>
               </w:rPr>
               <w:t>Behoeften identificeren en beoordelen, en digitale technologieën gebruiken en digitale omgevingen aanpassen om aan deze behoeften te voldoen. Technische en conceptuele problemen en probleemsituaties in digitale omgevingen identificeren en oplossen. Digitale technologieën gebruiken om verbeteringen aan te brengen in, of nieuwe oplossingen te vinden voor, processen en producten. Bekwaamheden opbouwen om autonoom te functioneren in digitale omgevingen. Op de hoogte blijven van digitale technologische ontwikkelingen en de gevolgen daarvan.</w:t>
             </w:r>
@@ -1120,7 +1120,7 @@
                 <w:b/>
                 <w:i w:val="0"/>
                 <w:color w:val="000000"/>
-                <w:sz w:val="18"/>
+                <w:sz w:val="22"/>
               </w:rPr>
               <w:t>5.1 Technische problemen identificeren en oplossen</w:t>
             </w:r>
@@ -1137,7 +1137,7 @@
                 <w:b w:val="0"/>
                 <w:i w:val="0"/>
                 <w:color w:val="000000"/>
-                <w:sz w:val="18"/>
+                <w:sz w:val="22"/>
               </w:rPr>
               <w:t>Technische problemen identificeren bij het bedienen van digitale apparaten en in digitale omgevingen, en deze op verschillende manieren oplossen.</w:t>
             </w:r>
@@ -1163,7 +1163,7 @@
                 <w:b/>
                 <w:i w:val="0"/>
                 <w:color w:val="000000"/>
-                <w:sz w:val="18"/>
+                <w:sz w:val="22"/>
               </w:rPr>
               <w:t>5.2 Behoeften en digitale technologische antwoorden identificeren</w:t>
             </w:r>
@@ -1180,7 +1180,7 @@
                 <w:b w:val="0"/>
                 <w:i w:val="0"/>
                 <w:color w:val="000000"/>
-                <w:sz w:val="18"/>
+                <w:sz w:val="22"/>
               </w:rPr>
               <w:t>Behoeften van jezelf en anderen beoordelen en digitale technologieën evalueren, selecteren, gebruiken en aanpassen om aan deze behoeften te voldoen. Digitale omgevingen aanpassen en personaliseren aan de context, doelen en behoeften (bijv. toegankelijkheid) van jezelf en anderen.</w:t>
             </w:r>
@@ -1206,7 +1206,7 @@
                 <w:b/>
                 <w:i w:val="0"/>
                 <w:color w:val="000000"/>
-                <w:sz w:val="18"/>
+                <w:sz w:val="22"/>
               </w:rPr>
               <w:t>5.3 Creatieve oplossingen identificeren met behulp van digitale technologieën</w:t>
             </w:r>
@@ -1223,7 +1223,7 @@
                 <w:b w:val="0"/>
                 <w:i w:val="0"/>
                 <w:color w:val="000000"/>
-                <w:sz w:val="18"/>
+                <w:sz w:val="22"/>
               </w:rPr>
               <w:t>Digitale technologieën gebruiken om verbeteringen aan te brengen in of nieuwe oplossingen te vinden voor processen en producten, vanuit een mensgerichte benadering. Individueel en collectief deelnemen aan kritische denkprocessen en het creatief en doelgericht gebruik van digitale technologieën, om conceptuele problemen en probleemsituaties te begrijpen en op te lossen.</w:t>
             </w:r>
@@ -1249,7 +1249,7 @@
                 <w:b/>
                 <w:i w:val="0"/>
                 <w:color w:val="000000"/>
-                <w:sz w:val="18"/>
+                <w:sz w:val="22"/>
               </w:rPr>
               <w:t>5.4 Behoeften aan digitale competenties identificeren en aanpakken</w:t>
             </w:r>
@@ -1266,7 +1266,7 @@
                 <w:b w:val="0"/>
                 <w:i w:val="0"/>
                 <w:color w:val="000000"/>
-                <w:sz w:val="18"/>
+                <w:sz w:val="22"/>
               </w:rPr>
               <w:t>Herkennen waar de eigen digitale competentie verbeterd of geactualiseerd moet worden. Behoeften aan digitale competenties aanpakken binnen een breder proces van een leven lang leren, en bekwaamheid en autonomie opbouwen. Anderen ondersteunen bij de ontwikkeling van hun digitale competenties. Op de hoogte blijven van digitale technologische ontwikkelingen en de persoonlijke, professionele en maatschappelijke gevolgen daarvan.</w:t>
             </w:r>
